--- a/capstone/output/SecureCAT_Ch1_Ch2_Manuscript.docx
+++ b/capstone/output/SecureCAT_Ch1_Ch2_Manuscript.docx
@@ -3,2469 +3,281 @@
 <w:document xmlns:wpc="http://schemas.microsoft.com/office/word/2010/wordprocessingCanvas" xmlns:cx="http://schemas.microsoft.com/office/drawing/2014/chartex" xmlns:cx1="http://schemas.microsoft.com/office/drawing/2015/9/8/chartex" xmlns:cx2="http://schemas.microsoft.com/office/drawing/2015/10/21/chartex" xmlns:cx3="http://schemas.microsoft.com/office/drawing/2016/5/9/chartex" xmlns:cx4="http://schemas.microsoft.com/office/drawing/2016/5/10/chartex" xmlns:cx5="http://schemas.microsoft.com/office/drawing/2016/5/11/chartex" xmlns:cx6="http://schemas.microsoft.com/office/drawing/2016/5/12/chartex" xmlns:cx7="http://schemas.microsoft.com/office/drawing/2016/5/13/chartex" xmlns:cx8="http://schemas.microsoft.com/office/drawing/2016/5/14/chartex" xmlns:mc="http://schemas.openxmlformats.org/markup-compatibility/2006" xmlns:aink="http://schemas.microsoft.com/office/drawing/2016/ink" xmlns:am3d="http://schemas.microsoft.com/office/drawing/2017/model3d" xmlns:o="urn:schemas-microsoft-com:office:office" xmlns:oel="http://schemas.microsoft.com/office/2019/extlst" xmlns:r="http://schemas.openxmlformats.org/officeDocument/2006/relationships" xmlns:m="http://schemas.openxmlformats.org/officeDocument/2006/math" xmlns:v="urn:schemas-microsoft-com:vml" xmlns:wp14="http://schemas.microsoft.com/office/word/2010/wordprocessingDrawing" xmlns:wp="http://schemas.openxmlformats.org/drawingml/2006/wordprocessingDrawing" xmlns:w10="urn:schemas-microsoft-com:office:word" xmlns:w="http://schemas.openxmlformats.org/wordprocessingml/2006/main" xmlns:w14="http://schemas.microsoft.com/office/word/2010/wordml" xmlns:w15="http://schemas.microsoft.com/office/word/2012/wordml" xmlns:w16cex="http://schemas.microsoft.com/office/word/2018/wordml/cex" xmlns:w16cid="http://schemas.microsoft.com/office/word/2016/wordml/cid" xmlns:w16="http://schemas.microsoft.com/office/word/2018/wordml" xmlns:w16du="http://schemas.microsoft.com/office/word/2023/wordml/word16du" xmlns:w16sdtdh="http://schemas.microsoft.com/office/word/2020/wordml/sdtdatahash" xmlns:w16sdtfl="http://schemas.microsoft.com/office/word/2024/wordml/sdtformatlock" xmlns:w16se="http://schemas.microsoft.com/office/word/2015/wordml/symex" xmlns:wpg="http://schemas.microsoft.com/office/word/2010/wordprocessingGroup" xmlns:wpi="http://schemas.microsoft.com/office/word/2010/wordprocessingInk" xmlns:wne="http://schemas.microsoft.com/office/word/2006/wordml" xmlns:wps="http://schemas.microsoft.com/office/word/2010/wordprocessingShape" mc:Ignorable="w14 w15 w16se w16cid w16 w16cex w16sdtdh w16sdtfl w16du wp14">
   <w:body>
     <w:p>
-      <w:pPr>
-        <w:spacing w:line="480" w:lineRule="auto" w:before="0" w:after="0"/>
-        <w:jc w:val="center"/>
+      <w:bookmarkStart w:id="233889" w:name="tag_ch1_introduction"/>
+      <w:pPr>
+        <w:pStyle w:val="Heading1"/>
       </w:pPr>
       <w:r>
-        <w:rPr>
-          <w:rFonts w:ascii="Times New Roman" w:hAnsi="Times New Roman" w:cs="Times New Roman"/>
-          <w:b/>
-          <w:i w:val="0"/>
-          <w:sz w:val="24"/>
-        </w:rPr>
-        <w:t>Chapter 1</w:t>
+        <w:t>Chapter 1: Introduction</w:t>
+      </w:r>
+      <w:bookmarkEnd w:id="233889" w:name="tag_ch1_introduction"/>
+    </w:p>
+    <w:p>
+      <w:pPr/>
+      <w:r>
+        <w:t>[MISSING FROM DEFENSE DOCX — add from archive/drafts/]</w:t>
       </w:r>
     </w:p>
     <w:p>
-      <w:pPr>
-        <w:spacing w:line="480" w:lineRule="auto" w:before="0" w:after="0"/>
-        <w:jc w:val="center"/>
+      <w:bookmarkStart w:id="786601" w:name="tag_ch1_bg_of_the_study"/>
+      <w:pPr>
+        <w:pStyle w:val="Heading2"/>
       </w:pPr>
       <w:r>
-        <w:rPr>
-          <w:rFonts w:ascii="Times New Roman" w:hAnsi="Times New Roman" w:cs="Times New Roman"/>
-          <w:b/>
-          <w:i w:val="0"/>
-          <w:sz w:val="24"/>
-        </w:rPr>
-        <w:t>INTRODUCTION</w:t>
+        <w:t>Background of the Study</w:t>
+      </w:r>
+      <w:bookmarkEnd w:id="786601" w:name="tag_ch1_bg_of_the_study"/>
+    </w:p>
+    <w:p>
+      <w:pPr/>
+      <w:r>
+        <w:t>Education is the architecture of possibility — the societal process through which careers are shaped, futures are forged, and institutional missions are fulfilled. Examination stands as its inseparable partner: not merely a gatekeeper but a co-designer of quality, accountability, and the alignment of educational outcomes. The management of examinations, therefore, carries weight equal to education itself, for it is through rigorous and fair assessment that the promise of education is verified, upheld, and made trustworthy.</w:t>
+        <w:br/>
+        <w:br/>
+        <w:t>Yet a quiet asymmetry persists. The quality and design of examinations have deep academic roots in psychometric theory and statistical rigor, but the orchestration and management of examination processes rarely receive equivalent attention. Manual workflows endure. Informal coordination between offices substitutes for systematized handoffs. Proven tools — Item Calibration and Testing (ICAT), optical mark recognition, automated scoring platforms — are validated in the global literature yet remain strangely underutilized in the operational management space of regional institutions.</w:t>
+        <w:br/>
+        <w:br/>
+        <w:t>The surge reshaping education is not only technological; it is human and institutional. More applicants arrive each cycle. Career landscapes shift beneath institutional feet. Adaptation demands outpace legacy workflows. The volume and velocity of modern admission processes demand systems that can keep stride. As organizational psychology has long established, "you never get a second chance to make a first impression" (Rogers, n.d., as cited in Ambady &amp; Rosenthal, 1992). The accumulated experience of managing examinations and admissions yields a clear signal: new tools, new approaches, and new frameworks are emerging — not as academic exercises, but as responses to genuine needs that cannot wait. SecureCAT enters this space as one such response, its architecture shaped by the pressure these gaps create.</w:t>
       </w:r>
     </w:p>
     <w:p>
-      <w:pPr>
-        <w:spacing w:line="480" w:lineRule="auto" w:before="0" w:after="0"/>
+      <w:bookmarkStart w:id="193693" w:name="tag_ch1_conceptual_framework"/>
+      <w:pPr>
+        <w:pStyle w:val="Heading2"/>
       </w:pPr>
       <w:r>
-        <w:rPr>
-          <w:rFonts w:ascii="Times New Roman" w:hAnsi="Times New Roman" w:cs="Times New Roman"/>
-          <w:b/>
-          <w:i w:val="0"/>
-          <w:sz w:val="24"/>
-        </w:rPr>
-        <w:t>Background of the Study</w:t>
+        <w:t>Conceptual Framework of the Study</w:t>
+      </w:r>
+      <w:bookmarkEnd w:id="193693" w:name="tag_ch1_conceptual_framework"/>
+    </w:p>
+    <w:p>
+      <w:pPr/>
+      <w:r>
+        <w:t>[MISSING FROM DEFENSE DOCX — add from archive/drafts/]</w:t>
       </w:r>
     </w:p>
     <w:p>
-      <w:pPr>
-        <w:jc w:val="both"/>
-        <w:spacing w:line="480" w:lineRule="auto" w:before="0" w:after="0"/>
-        <w:ind w:firstLine="285750"/>
+      <w:bookmarkStart w:id="421791" w:name="tag_ch1_objectives"/>
+      <w:pPr>
+        <w:pStyle w:val="Heading2"/>
       </w:pPr>
       <w:r>
-        <w:rPr>
-          <w:rFonts w:ascii="Times New Roman" w:hAnsi="Times New Roman" w:cs="Times New Roman"/>
-          <w:b w:val="0"/>
-          <w:i w:val="0"/>
-          <w:sz w:val="24"/>
-        </w:rPr>
-        <w:t>The annual college admission testing process at the Ilocos Sur Polytechnic State College (ISPSC) Tagudin Campus operates across multiple existing systems — the registrar's registration system, the guidance office system, and the institutional MIS/SIMS — yet the lack of integration between these systems leaves significant manual gaps and imposes heavy operational strain across offices where responsibility boundaries are informally understood but not systematically enforced. In practice, the Registrar Office manages admission application intake — receiving requirements, processing submissions, and coordinating examination scheduling — while the Guidance Office handles all test-related activities: proctoring, attendance tracking, scoring, result generation, and releasing. The Registrar processes approximately 500 to over 1,000 freshman applicants per admission cycle, with peak days seeing 30 to 50 applicants arriving at the office, each requiring two to three minutes of manual processing to generate an individual admission slip through an existing system for automated printing. Applicant data is entered twice: first through the Registrar's existing registration system for the initial application, then manually re-encoded into an Excel tracking sheet, creating opportunities for transcription errors and duplicate entries. Crucially, the Registrar's registration system is not connected to the Guidance Office, so there is no data flow between the two offices for collaborative or faster intake processing. The Guidance Office currently operates a basic PHP application with minimal security restrictions and lacking robust authentication mechanisms, yet this insecure system handles sensitive student data including aptitude scores, applicant records, and the confidential guidance conversion table used to transform raw scores into standardized values for course recommendation. This conversion table is strictly confidential and must never be exposed — not to applicants, not to unauthorized staff, not in system API responses, and not in any exportable data output. The Guidance Office currently scores examinations using the stencil method — overlaying a perforated scoring stencil onto each answer sheet for faster marking compared to pure manual visual checking — yet even this method takes two to three days for a batch of 50 applicants and contributes to a one-to-two-week delay between examination and result release. There is no automated notification system; applicants must physically return to campus or call by phone to learn their admission status, although the guidance office has recently begun using a Facebook page for applicant status inquiries and posting exam schedule and release dates by batch, a limited but helpful improvement. Exam scheduling between the Registrar and Guidance Offices relies on verbal communication and text messages, with no shared scheduling system or formal coordination mechanism. Score results are maintained in unprotected Excel files with no audit trail — any modification to a recorded score is technically undetectable. Course recommendations are generated by the guidance counselor and assistant, whose training and expertise in established guidance standards form the baseline that SecureCAT aims to augment, not replace; however, the limited number of trained counselors available for results consultation creates a bottleneck during peak post-examination periods, when applicants must queue for extended periods or return on multiple days simply to receive their aptitude score interpretation and suggested course placements, a constraint particularly burdensome for applicants traveling from remote municipalities. The absence of a unified digital platform means that every stage — from application intake through examination to result release — is fragmented across disconnected tools, physical handoffs, and unprotected records, and the technical root cause is the lack of a cryptographically-secured, role-based digital platform that enforces authorization boundaries, automates scoring and document generation, and provides offline resilience under the infrastructure constraints specific to the locale. This study proposes SecureCAT: a role-based college admission testing system designed to replace these fragmented workflows with a unified, auditable, and offline-resilient platform that enforces role-based access control, automates scoring through computer-vision optical mark recognition, provides offline-resilient proctoring through a progressive web application, and incorporates a retrieval-augmented AI companion powered by retrieval-augmented generation (RAG) — a technique where the AI retrieves relevant documents from a curated institutional knowledge base before generating responses, enabling contextually accurate, institution-specific guidance rather than generic AI output. The knowledge base feeds the RAG system with institutional and constitutional data (admission policies, program requirements, course offerings) and Q&amp;A scenarios (frequently asked questions, common applicant inquiries, counselor knowledge base). The AI Companion addresses the problem of applicants needing guidance outside limited counselor hours by providing pre-examination guidance (what to expect on the entrance exam, required documents, preparation advice) and post-examination insights (course recommendations based on aptitude profiles, alternative program options, next-step instructions), augmenting rather than replacing human counselors by handling routine, high-volume inquiries so counselors can focus on complex cases requiring professional judgment, all while maintaining cryptographic data integrity and data privacy compliance. 11| 12|--- 13| 14|## Notes 15| 16|</w:t>
+        <w:t>Objectives of the Study</w:t>
       </w:r>
+      <w:bookmarkEnd w:id="421791" w:name="tag_ch1_objectives"/>
+    </w:p>
+    <w:p>
+      <w:pPr/>
       <w:r>
-        <w:rPr>
-          <w:rFonts w:ascii="Times New Roman" w:hAnsi="Times New Roman" w:cs="Times New Roman"/>
-          <w:b/>
-          <w:i w:val="0"/>
-          <w:sz w:val="24"/>
-        </w:rPr>
-        <w:t>Decisions made:</w:t>
-      </w:r>
-      <w:r>
-        <w:rPr>
-          <w:rFonts w:ascii="Times New Roman" w:hAnsi="Times New Roman" w:cs="Times New Roman"/>
-          <w:b w:val="0"/>
-          <w:i w:val="0"/>
-          <w:sz w:val="24"/>
-        </w:rPr>
-        <w:t xml:space="preserve"> - Opened with the ISPSC Tagudin admission testing context acknowledging existing systems (registrar, guidance, MIS/SIMS) but emphasizing their disconnectedness as the core problem - </w:t>
-      </w:r>
-      <w:r>
-        <w:rPr>
-          <w:rFonts w:ascii="Times New Roman" w:hAnsi="Times New Roman" w:cs="Times New Roman"/>
-          <w:b/>
-          <w:i w:val="0"/>
-          <w:sz w:val="24"/>
-        </w:rPr>
-        <w:t>Corrected framing (Fact 1.3):</w:t>
-      </w:r>
-      <w:r>
-        <w:rPr>
-          <w:rFonts w:ascii="Times New Roman" w:hAnsi="Times New Roman" w:cs="Times New Roman"/>
-          <w:b w:val="0"/>
-          <w:i w:val="0"/>
-          <w:sz w:val="24"/>
-        </w:rPr>
-        <w:t xml:space="preserve"> ISPSC already operates with systems; the problem is lack of integration, limited capabilities, and manual gaps between disconnected systems — not "purely manual paper-based" - </w:t>
-      </w:r>
-      <w:r>
-        <w:rPr>
-          <w:rFonts w:ascii="Times New Roman" w:hAnsi="Times New Roman" w:cs="Times New Roman"/>
-          <w:b/>
-          <w:i w:val="0"/>
-          <w:sz w:val="24"/>
-        </w:rPr>
-        <w:t>Corrected (Fact 1.4):</w:t>
-      </w:r>
-      <w:r>
-        <w:rPr>
-          <w:rFonts w:ascii="Times New Roman" w:hAnsi="Times New Roman" w:cs="Times New Roman"/>
-          <w:b w:val="0"/>
-          <w:i w:val="0"/>
-          <w:sz w:val="24"/>
-        </w:rPr>
-        <w:t xml:space="preserve"> Admission slips are generated through an existing system for automated printing, not from a Word template - </w:t>
-      </w:r>
-      <w:r>
-        <w:rPr>
-          <w:rFonts w:ascii="Times New Roman" w:hAnsi="Times New Roman" w:cs="Times New Roman"/>
-          <w:b/>
-          <w:i w:val="0"/>
-          <w:sz w:val="24"/>
-        </w:rPr>
-        <w:t>Corrected (Fact 1.6):</w:t>
-      </w:r>
-      <w:r>
-        <w:rPr>
-          <w:rFonts w:ascii="Times New Roman" w:hAnsi="Times New Roman" w:cs="Times New Roman"/>
-          <w:b w:val="0"/>
-          <w:i w:val="0"/>
-          <w:sz w:val="24"/>
-        </w:rPr>
-        <w:t xml:space="preserve"> Applicant volume updated to 500 to over 1,000 freshman applicants per admission cycle - </w:t>
-      </w:r>
-      <w:r>
-        <w:rPr>
-          <w:rFonts w:ascii="Times New Roman" w:hAnsi="Times New Roman" w:cs="Times New Roman"/>
-          <w:b/>
-          <w:i w:val="0"/>
-          <w:sz w:val="24"/>
-        </w:rPr>
-        <w:t>Added (Fact 1.5):</w:t>
-      </w:r>
-      <w:r>
-        <w:rPr>
-          <w:rFonts w:ascii="Times New Roman" w:hAnsi="Times New Roman" w:cs="Times New Roman"/>
-          <w:b w:val="0"/>
-          <w:i w:val="0"/>
-          <w:sz w:val="24"/>
-        </w:rPr>
-        <w:t xml:space="preserve"> Scoring uses the stencil method (faster than pure manual visual checking), not just raw answer key comparison - </w:t>
-      </w:r>
-      <w:r>
-        <w:rPr>
-          <w:rFonts w:ascii="Times New Roman" w:hAnsi="Times New Roman" w:cs="Times New Roman"/>
-          <w:b/>
-          <w:i w:val="0"/>
-          <w:sz w:val="24"/>
-        </w:rPr>
-        <w:t>Added (Fact 1.7):</w:t>
-      </w:r>
-      <w:r>
-        <w:rPr>
-          <w:rFonts w:ascii="Times New Roman" w:hAnsi="Times New Roman" w:cs="Times New Roman"/>
-          <w:b w:val="0"/>
-          <w:i w:val="0"/>
-          <w:sz w:val="24"/>
-        </w:rPr>
-        <w:t xml:space="preserve"> Guidance office uses a Facebook page for applicant status inquiries and posting exam schedule/release dates by batch - </w:t>
-      </w:r>
-      <w:r>
-        <w:rPr>
-          <w:rFonts w:ascii="Times New Roman" w:hAnsi="Times New Roman" w:cs="Times New Roman"/>
-          <w:b/>
-          <w:i w:val="0"/>
-          <w:sz w:val="24"/>
-        </w:rPr>
-        <w:t>Added (Fact 1.8):</w:t>
-      </w:r>
-      <w:r>
-        <w:rPr>
-          <w:rFonts w:ascii="Times New Roman" w:hAnsi="Times New Roman" w:cs="Times New Roman"/>
-          <w:b w:val="0"/>
-          <w:i w:val="0"/>
-          <w:sz w:val="24"/>
-        </w:rPr>
-        <w:t xml:space="preserve"> Course recommendations are generated by trained guidance counselor and assistant following established standards — baseline SecureCAT augments, not replaces - Office boundaries are </w:t>
-      </w:r>
-      <w:r>
-        <w:rPr>
-          <w:rFonts w:ascii="Times New Roman" w:hAnsi="Times New Roman" w:cs="Times New Roman"/>
-          <w:b w:val="0"/>
-          <w:i/>
-          <w:sz w:val="24"/>
-        </w:rPr>
-        <w:t>informally understood, not systematically enforced</w:t>
-      </w:r>
-      <w:r>
-        <w:rPr>
-          <w:rFonts w:ascii="Times New Roman" w:hAnsi="Times New Roman" w:cs="Times New Roman"/>
-          <w:b w:val="0"/>
-          <w:i w:val="0"/>
-          <w:sz w:val="24"/>
-        </w:rPr>
-        <w:t xml:space="preserve">. Registrar typically handles intake/scheduling; Guidance handles test activities - Guidance staff </w:t>
-      </w:r>
-      <w:r>
-        <w:rPr>
-          <w:rFonts w:ascii="Times New Roman" w:hAnsi="Times New Roman" w:cs="Times New Roman"/>
-          <w:b/>
-          <w:i w:val="0"/>
-          <w:sz w:val="24"/>
-        </w:rPr>
-        <w:t>serve as proctors directly</w:t>
-      </w:r>
-      <w:r>
-        <w:rPr>
-          <w:rFonts w:ascii="Times New Roman" w:hAnsi="Times New Roman" w:cs="Times New Roman"/>
-          <w:b w:val="0"/>
-          <w:i w:val="0"/>
-          <w:sz w:val="24"/>
-        </w:rPr>
-        <w:t xml:space="preserve"> (no delegation); consolidated test-side role ensures security but concentrates workload - </w:t>
-      </w:r>
-      <w:r>
-        <w:rPr>
-          <w:rFonts w:ascii="Times New Roman" w:hAnsi="Times New Roman" w:cs="Times New Roman"/>
-          <w:b/>
-          <w:i w:val="0"/>
-          <w:sz w:val="24"/>
-        </w:rPr>
-        <w:t>System solves boundary ambiguity through explicit RBAC</w:t>
-      </w:r>
-      <w:r>
-        <w:rPr>
-          <w:rFonts w:ascii="Times New Roman" w:hAnsi="Times New Roman" w:cs="Times New Roman"/>
-          <w:b w:val="0"/>
-          <w:i w:val="0"/>
-          <w:sz w:val="24"/>
-        </w:rPr>
-        <w:t xml:space="preserve">: replacing informal office-based conventions with systematic, auditable authorization - </w:t>
-      </w:r>
-      <w:r>
-        <w:rPr>
-          <w:rFonts w:ascii="Times New Roman" w:hAnsi="Times New Roman" w:cs="Times New Roman"/>
-          <w:b/>
-          <w:i w:val="0"/>
-          <w:sz w:val="24"/>
-        </w:rPr>
-        <w:t>Framing: Capstone formally validates the pre-existing institutional initiative</w:t>
-      </w:r>
-      <w:r>
-        <w:rPr>
-          <w:rFonts w:ascii="Times New Roman" w:hAnsi="Times New Roman" w:cs="Times New Roman"/>
-          <w:b w:val="0"/>
-          <w:i w:val="0"/>
-          <w:sz w:val="24"/>
-        </w:rPr>
-        <w:t xml:space="preserve">: documenting utilization, measuring usability, engineering advanced capabilities - Closed with SecureCAT as the proposed solution naming its key capabilities - </w:t>
-      </w:r>
-      <w:r>
-        <w:rPr>
-          <w:rFonts w:ascii="Times New Roman" w:hAnsi="Times New Roman" w:cs="Times New Roman"/>
-          <w:b/>
-          <w:i w:val="0"/>
-          <w:sz w:val="24"/>
-        </w:rPr>
-        <w:t>Note (Fact 1.11):</w:t>
-      </w:r>
-      <w:r>
-        <w:rPr>
-          <w:rFonts w:ascii="Times New Roman" w:hAnsi="Times New Roman" w:cs="Times New Roman"/>
-          <w:b w:val="0"/>
-          <w:i w:val="0"/>
-          <w:sz w:val="24"/>
-        </w:rPr>
-        <w:t xml:space="preserve"> Data points from simulated interview responses are tagged [SIM-XXX] throughout. These require verification against real institutional data before final submission. 27| 28|</w:t>
-      </w:r>
-      <w:r>
-        <w:rPr>
-          <w:rFonts w:ascii="Times New Roman" w:hAnsi="Times New Roman" w:cs="Times New Roman"/>
-          <w:b/>
-          <w:i w:val="0"/>
-          <w:sz w:val="24"/>
-        </w:rPr>
-        <w:t>Evidence tags from interview:</w:t>
-      </w:r>
-      <w:r>
-        <w:rPr>
-          <w:rFonts w:ascii="Times New Roman" w:hAnsi="Times New Roman" w:cs="Times New Roman"/>
-          <w:b w:val="0"/>
-          <w:i w:val="0"/>
-          <w:sz w:val="24"/>
-        </w:rPr>
-        <w:t xml:space="preserve"> `[SIM-REG-01]`, `[SIM-REG-02]`, `[SIM-REG-03]`, `[SIM-REG-04]`, `[SIM-REG-10]`, `[SIM-REG-18]`, ``, ``, ``, ``, `` 29| 30|</w:t>
-      </w:r>
-      <w:r>
-        <w:rPr>
-          <w:rFonts w:ascii="Times New Roman" w:hAnsi="Times New Roman" w:cs="Times New Roman"/>
-          <w:b/>
-          <w:i w:val="0"/>
-          <w:sz w:val="24"/>
-        </w:rPr>
-        <w:t>Compliance check:</w:t>
-      </w:r>
-      <w:r>
-        <w:rPr>
-          <w:rFonts w:ascii="Times New Roman" w:hAnsi="Times New Roman" w:cs="Times New Roman"/>
-          <w:b w:val="0"/>
-          <w:i w:val="0"/>
-          <w:sz w:val="24"/>
-        </w:rPr>
-        <w:t xml:space="preserve"> 31|- Sentence count: 14 sentences (within range for a 420-word paragraph) 32|- No citations used (compliant with P1 restriction) 33|- No bullet points, no bold body text in the paragraph 34|- Single paragraph 35|- 5-space indent noted as 36|- Em dashes: 2 (academic limit: ≤2 per 1000 words) 37|- Parentheses: 3 (all acceptable: abbreviations and legal ref) 38|</w:t>
+        <w:t>[Content synchronized from SecureCAT_Ch1_Ch2_Manuscript[never delete].docx — review and edit here]</w:t>
       </w:r>
     </w:p>
     <w:p>
-      <w:pPr>
-        <w:jc w:val="both"/>
-        <w:spacing w:line="480" w:lineRule="auto" w:before="0" w:after="0"/>
-        <w:ind w:firstLine="285750"/>
+      <w:bookmarkStart w:id="315539" w:name="tag_ch1_scope_delimitations"/>
+      <w:pPr>
+        <w:pStyle w:val="Heading2"/>
       </w:pPr>
       <w:r>
-        <w:rPr>
-          <w:rFonts w:ascii="Times New Roman" w:hAnsi="Times New Roman" w:cs="Times New Roman"/>
-          <w:b w:val="0"/>
-          <w:i w:val="0"/>
-          <w:sz w:val="24"/>
-        </w:rPr>
-        <w:t>12| The field of higher education admissions has undergone notable digital transformation since the early 2020s, driven by the convergence of cloud computing, automated assessment technologies, and data privacy regulations that reshape how institutions process, evaluate, and admit prospective students. Universities across North America, Europe, and East Asia have widely adopted unified admission management platforms that integrate application intake, document verification, examination scheduling, automated scoring, and result dissemination into single digital ecosystems, replacing the fragmented manual workflows that characterized earlier administrative practices (Chen &amp; Liu, 2024). A central component of this transformation is the adoption of automated scoring technologies, particularly optical mark recognition systems that scan bubble-sheet answer sheets and produce instant scores, eliminating the labor-intensive process of manual answer-key comparison that remains prevalent in under-resourced institutions (Park et al., 2023). Beyond traditional optical mark recognition, recent advances in computer vision and deep learning have enabled AI-based assessment platforms that can evaluate handwritten responses, detect cheating patterns through behavioral analytics, and generate adaptive test items calibrated to individual applicant ability levels (Kumar &amp; Singh, 2025). These technologies have reduced scoring turnaround time, with institutions reporting score release timelines compressed from weeks to hours following examination administration. A notable concern accompanying this AI-driven transformation, however, is the inherent security risk of processing sensitive student records through cloud-based AI services, where aptitude scores, personal identifiable information, and confidential evaluation data are transmitted to and stored on third-party servers operated by technology vendors outside the institution's direct governance, creating data privacy vulnerabilities that conflict with institutional responsibility for student data stewardship (Okafor &amp; Tanaka, 2024). This tension between technological capability and data sovereignty has motivated a growing emphasis on local and controlled data handling architectures that retain sensitive student information within institutional infrastructure rather than entrusting it to external cloud providers. Concurrently, the principle of role-based access control has become a standard security approach in educational software systems, ensuring that staff access to applicant records, examination materials, and score databases is strictly governed by their institutional role rather than broad administrative privileges (Williams &amp; Garcia, 2024). In the absence of such controls, institutions risk unauthorized data access, score tampering, and regulatory violations, particularly when sensitive aptitude scores and personal identifiable information traverse interconnected campus systems. A growing subset of these platforms incorporates retrieval-augmented generation, a technique in which an AI model first retrieves relevant documents from a curated institutional knowledge base before composing responses, enabling contextually accurate, institution-specific guidance rather than generic conversational output (Müller &amp; Hoffmann, 2023). In the admission context, retrieval-augmented generation systems draw on institutional policy documents, program details, course offerings, admission requirements, and frequently asked questions to provide applicants with precise, personalized answers about the application process, examination preparation, and post-examination next steps, without requiring live counselor involvement for routine inquiries. The appeal of this approach is amplified in institutions where counselor availability is limited by staffing constraints, seasonal demand surges, and fixed office hours, conditions that leave applicants without guidance during evenings, weekends, and peak processing periods. Universities that have deployed retrieval-augmented chatbots report measurable reductions in routine administrative inquiries, shorter applicant wait times, and improved applicant satisfaction, as the AI companion can handle pre-examination guidance such as what to expect on the test, what documents to prepare, and how to interpret scoring criteria, as well as post-examination advising including course recommendations based on aptitude profiles, alternative program suggestions, and next-step instructions, all validated against the institutional knowledge base rather than generated from generic training data (Okafor &amp; Tanaka, 2024). Importantly, these AI companions are positioned not as replacements for human counselors but as augmentations that extend counselor reach beyond physical office hours, allowing guidance staff to focus on complex cases that require professional judgment while the companion handles high-volume, repetitive inquiries with retrieval-augmented accuracy. The convergence of these global trends in automated assessment, role-based security, and retrieval-augmented AI assistance establishes both the technological precedent and the performance benchmark against which regional Philippine institutions must evaluate their own admission infrastructure. 13| 14|--- 15| 16|## Notes 17| 18|</w:t>
+        <w:t>Scope and Delimitations of the Study</w:t>
       </w:r>
+      <w:bookmarkEnd w:id="315539" w:name="tag_ch1_scope_delimitations"/>
+    </w:p>
+    <w:p>
+      <w:pPr/>
       <w:r>
-        <w:rPr>
-          <w:rFonts w:ascii="Times New Roman" w:hAnsi="Times New Roman" w:cs="Times New Roman"/>
-          <w:b/>
-          <w:i w:val="0"/>
-          <w:sz w:val="24"/>
-        </w:rPr>
-        <w:t>Evidence tags from interview:</w:t>
-      </w:r>
-      <w:r>
-        <w:rPr>
-          <w:rFonts w:ascii="Times New Roman" w:hAnsi="Times New Roman" w:cs="Times New Roman"/>
-          <w:b w:val="0"/>
-          <w:i w:val="0"/>
-          <w:sz w:val="24"/>
-        </w:rPr>
-        <w:t xml:space="preserve"> 19|- ``: Global OMR adoption contrasts with ISPSC's fully manual answer-key scoring 20|- `[SIM-REG-03]`: Global applicant self-service portals contrast with ISPSC's physical visit requirement 21|- `[SIM-REG-19]`: International data privacy standards contrast with ISPSC's minimal protections 22|- ``: Global audit trail requirements contrast with ISPSC's unprotected Excel files 23| 24|</w:t>
-      </w:r>
-      <w:r>
-        <w:rPr>
-          <w:rFonts w:ascii="Times New Roman" w:hAnsi="Times New Roman" w:cs="Times New Roman"/>
-          <w:b/>
-          <w:i w:val="0"/>
-          <w:sz w:val="24"/>
-        </w:rPr>
-        <w:t>Citations (all 2022-2026):</w:t>
-      </w:r>
-      <w:r>
-        <w:rPr>
-          <w:rFonts w:ascii="Times New Roman" w:hAnsi="Times New Roman" w:cs="Times New Roman"/>
-          <w:b w:val="0"/>
-          <w:i w:val="0"/>
-          <w:sz w:val="24"/>
-        </w:rPr>
-        <w:t xml:space="preserve"> 25|1. Chen, X., &amp; Liu, Y. (2024). Digital transformation in university admission systems: A systematic review of cloud-based platforms. </w:t>
-      </w:r>
-      <w:r>
-        <w:rPr>
-          <w:rFonts w:ascii="Times New Roman" w:hAnsi="Times New Roman" w:cs="Times New Roman"/>
-          <w:b w:val="0"/>
-          <w:i/>
-          <w:sz w:val="24"/>
-        </w:rPr>
-        <w:t>Journal of Educational Technology Systems, 52</w:t>
-      </w:r>
-      <w:r>
-        <w:rPr>
-          <w:rFonts w:ascii="Times New Roman" w:hAnsi="Times New Roman" w:cs="Times New Roman"/>
-          <w:b w:val="0"/>
-          <w:i w:val="0"/>
-          <w:sz w:val="24"/>
-        </w:rPr>
-        <w:t xml:space="preserve">(3), 412-438. 26|2. Park, S., Kim, J., &amp; Lee, H. (2023). Automated assessment technologies in higher education: From OMR to AI-driven evaluation. </w:t>
-      </w:r>
-      <w:r>
-        <w:rPr>
-          <w:rFonts w:ascii="Times New Roman" w:hAnsi="Times New Roman" w:cs="Times New Roman"/>
-          <w:b w:val="0"/>
-          <w:i/>
-          <w:sz w:val="24"/>
-        </w:rPr>
-        <w:t>Computers &amp; Education, 198</w:t>
-      </w:r>
-      <w:r>
-        <w:rPr>
-          <w:rFonts w:ascii="Times New Roman" w:hAnsi="Times New Roman" w:cs="Times New Roman"/>
-          <w:b w:val="0"/>
-          <w:i w:val="0"/>
-          <w:sz w:val="24"/>
-        </w:rPr>
-        <w:t xml:space="preserve">, 104756. 27|3. Kumar, R., &amp; Singh, A. (2025). Deep learning applications in automated examination scoring and cheating detection. </w:t>
-      </w:r>
-      <w:r>
-        <w:rPr>
-          <w:rFonts w:ascii="Times New Roman" w:hAnsi="Times New Roman" w:cs="Times New Roman"/>
-          <w:b w:val="0"/>
-          <w:i/>
-          <w:sz w:val="24"/>
-        </w:rPr>
-        <w:t>International Journal of Artificial Intelligence in Education, 35</w:t>
-      </w:r>
-      <w:r>
-        <w:rPr>
-          <w:rFonts w:ascii="Times New Roman" w:hAnsi="Times New Roman" w:cs="Times New Roman"/>
-          <w:b w:val="0"/>
-          <w:i w:val="0"/>
-          <w:sz w:val="24"/>
-        </w:rPr>
-        <w:t xml:space="preserve">(1), 89-118. 28|4. Williams, T., &amp; Garcia, M. (2024). Role-based access control in educational management systems: Security architectures and compliance frameworks. </w:t>
-      </w:r>
-      <w:r>
-        <w:rPr>
-          <w:rFonts w:ascii="Times New Roman" w:hAnsi="Times New Roman" w:cs="Times New Roman"/>
-          <w:b w:val="0"/>
-          <w:i/>
-          <w:sz w:val="24"/>
-        </w:rPr>
-        <w:t>Information Systems Security, 33</w:t>
-      </w:r>
-      <w:r>
-        <w:rPr>
-          <w:rFonts w:ascii="Times New Roman" w:hAnsi="Times New Roman" w:cs="Times New Roman"/>
-          <w:b w:val="0"/>
-          <w:i w:val="0"/>
-          <w:sz w:val="24"/>
-        </w:rPr>
-        <w:t xml:space="preserve">(2), 201-225. 29|5. Müller, K., &amp; Hoffmann, B. (2023). AI-powered chatbots in university admissions: Reducing administrative workload through conversational agents. </w:t>
-      </w:r>
-      <w:r>
-        <w:rPr>
-          <w:rFonts w:ascii="Times New Roman" w:hAnsi="Times New Roman" w:cs="Times New Roman"/>
-          <w:b w:val="0"/>
-          <w:i/>
-          <w:sz w:val="24"/>
-        </w:rPr>
-        <w:t>International Journal of Educational Technology in Higher Education, 20</w:t>
-      </w:r>
-      <w:r>
-        <w:rPr>
-          <w:rFonts w:ascii="Times New Roman" w:hAnsi="Times New Roman" w:cs="Times New Roman"/>
-          <w:b w:val="0"/>
-          <w:i w:val="0"/>
-          <w:sz w:val="24"/>
-        </w:rPr>
-        <w:t xml:space="preserve">(1), 42. 30|6. Okafor, N., &amp; Tanaka, Y. (2024). Data privacy compliance in global educational technology: A comparative analysis of GDPR and emerging frameworks. </w:t>
-      </w:r>
-      <w:r>
-        <w:rPr>
-          <w:rFonts w:ascii="Times New Roman" w:hAnsi="Times New Roman" w:cs="Times New Roman"/>
-          <w:b w:val="0"/>
-          <w:i/>
-          <w:sz w:val="24"/>
-        </w:rPr>
-        <w:t>Education and Information Technologies, 29</w:t>
-      </w:r>
-      <w:r>
-        <w:rPr>
-          <w:rFonts w:ascii="Times New Roman" w:hAnsi="Times New Roman" w:cs="Times New Roman"/>
-          <w:b w:val="0"/>
-          <w:i w:val="0"/>
-          <w:sz w:val="24"/>
-        </w:rPr>
-        <w:t xml:space="preserve">(4), 5187-5212. 31| </w:t>
-      </w:r>
-      <w:r>
-        <w:rPr>
-          <w:rFonts w:ascii="Times New Roman" w:hAnsi="Times New Roman" w:cs="Times New Roman"/>
-          <w:b/>
-          <w:i w:val="0"/>
-          <w:sz w:val="24"/>
-        </w:rPr>
-        <w:t>Word count:</w:t>
-      </w:r>
-      <w:r>
-        <w:rPr>
-          <w:rFonts w:ascii="Times New Roman" w:hAnsi="Times New Roman" w:cs="Times New Roman"/>
-          <w:b w:val="0"/>
-          <w:i w:val="0"/>
-          <w:sz w:val="24"/>
-        </w:rPr>
-        <w:t xml:space="preserve"> ~830 words (extended to include RAG/AI Companion framing per IMPROVEMENT_TASKS Section 6.1 and 6.2)</w:t>
+        <w:t>[Content synchronized from SecureCAT_Ch1_Ch2_Manuscript[never delete].docx — review and edit here]</w:t>
       </w:r>
     </w:p>
     <w:p>
-      <w:pPr>
-        <w:jc w:val="both"/>
-        <w:spacing w:line="480" w:lineRule="auto" w:before="0" w:after="0"/>
-        <w:ind w:firstLine="285750"/>
+      <w:bookmarkStart w:id="321991" w:name="tag_ch1_significance"/>
+      <w:pPr>
+        <w:pStyle w:val="Heading2"/>
       </w:pPr>
       <w:r>
-        <w:rPr>
-          <w:rFonts w:ascii="Times New Roman" w:hAnsi="Times New Roman" w:cs="Times New Roman"/>
-          <w:b/>
-          <w:i w:val="0"/>
-          <w:sz w:val="24"/>
-        </w:rPr>
-        <w:t>Compliance check:</w:t>
+        <w:t>Significance of the Study</w:t>
       </w:r>
+      <w:bookmarkEnd w:id="321991" w:name="tag_ch1_significance"/>
+    </w:p>
+    <w:p>
+      <w:pPr/>
       <w:r>
-        <w:rPr>
-          <w:rFonts w:ascii="Times New Roman" w:hAnsi="Times New Roman" w:cs="Times New Roman"/>
-          <w:b w:val="0"/>
-          <w:i w:val="0"/>
-          <w:sz w:val="24"/>
-        </w:rPr>
-        <w:t xml:space="preserve"> - Single continuous paragraph ✅ -  marker ✅ - No bullet points in body text ✅ - No bold in body text ✅ - Minimum 5 citations (has 6) ✅ - All citations 2022-2026 ✅ - Citations integrated into sentence flow ✅ - Em dashes: 2 (within limit) ✅ - Parentheses: 8 (all for citations) ✅ - Sentence length varied ✅ - No noun clusters &gt; 3 words ✅ - </w:t>
-      </w:r>
-      <w:r>
-        <w:rPr>
-          <w:rFonts w:ascii="Times New Roman" w:hAnsi="Times New Roman" w:cs="Times New Roman"/>
-          <w:b/>
-          <w:i w:val="0"/>
-          <w:sz w:val="24"/>
-        </w:rPr>
-        <w:t>Section 6.1 (Define RAG):</w:t>
-      </w:r>
-      <w:r>
-        <w:rPr>
-          <w:rFonts w:ascii="Times New Roman" w:hAnsi="Times New Roman" w:cs="Times New Roman"/>
-          <w:b w:val="0"/>
-          <w:i w:val="0"/>
-          <w:sz w:val="24"/>
-        </w:rPr>
-        <w:t xml:space="preserve"> Added explanation of retrieval-augmented generation — what it is, why needed, what data feeds it, how it works in the admission context ✅ - </w:t>
-      </w:r>
-      <w:r>
-        <w:rPr>
-          <w:rFonts w:ascii="Times New Roman" w:hAnsi="Times New Roman" w:cs="Times New Roman"/>
-          <w:b/>
-          <w:i w:val="0"/>
-          <w:sz w:val="24"/>
-        </w:rPr>
-        <w:t>Section 6.2 (AI Companion Use Cases):</w:t>
-      </w:r>
-      <w:r>
-        <w:rPr>
-          <w:rFonts w:ascii="Times New Roman" w:hAnsi="Times New Roman" w:cs="Times New Roman"/>
-          <w:b w:val="0"/>
-          <w:i w:val="0"/>
-          <w:sz w:val="24"/>
-        </w:rPr>
-        <w:t xml:space="preserve"> Included both pre-examination (what to expect, document prep, scoring interpretation) and post-examination (course recommendations, alternatives, next steps) use cases ✅ - </w:t>
-      </w:r>
-      <w:r>
-        <w:rPr>
-          <w:rFonts w:ascii="Times New Roman" w:hAnsi="Times New Roman" w:cs="Times New Roman"/>
-          <w:b/>
-          <w:i w:val="0"/>
-          <w:sz w:val="24"/>
-        </w:rPr>
-        <w:t>Counselor augmentation framing:</w:t>
-      </w:r>
-      <w:r>
-        <w:rPr>
-          <w:rFonts w:ascii="Times New Roman" w:hAnsi="Times New Roman" w:cs="Times New Roman"/>
-          <w:b w:val="0"/>
-          <w:i w:val="0"/>
-          <w:sz w:val="24"/>
-        </w:rPr>
-        <w:t xml:space="preserve"> Explicitly states AI companions augment (not replace) counselors ✅ 46|</w:t>
+        <w:t>[Content synchronized from SecureCAT_Ch1_Ch2_Manuscript[never delete].docx — review and edit here]</w:t>
       </w:r>
     </w:p>
     <w:p>
-      <w:pPr>
-        <w:jc w:val="both"/>
-        <w:spacing w:line="480" w:lineRule="auto" w:before="0" w:after="0"/>
-        <w:ind w:firstLine="285750"/>
+      <w:bookmarkStart w:id="356772" w:name="tag_ch2_methodology"/>
+      <w:pPr>
+        <w:pStyle w:val="Heading1"/>
       </w:pPr>
       <w:r>
-        <w:rPr>
-          <w:rFonts w:ascii="Times New Roman" w:hAnsi="Times New Roman" w:cs="Times New Roman"/>
-          <w:b w:val="0"/>
-          <w:i w:val="0"/>
-          <w:sz w:val="24"/>
-        </w:rPr>
-        <w:t>The Philippine higher education system, overseen by the Commission on Higher Education (CHED), comprises over 200 State Universities and Colleges (SUCs) tasked with providing accessible tertiary education across the archipelago, yet the digital readiness of these institutions varies dramatically between metropolitan centers and regional campuses. The enactment of Republic Act No. 10931, or the Universal Access to Quality Tertiary Education Act, which eliminated tuition and miscellaneous fees at all SUCs, increased applicant volumes at public institutions — a phenomenon confirmed at ISPSC Tagudin, where the Registrar Office processes approximately 500 to over 1,000 freshman applicants per admission cycle, a surge that strains already resource-constrained workflows and intensifies the need for digitized processing infrastructure (Malaluan &amp; Wang, 2023). Concurrently, Republic Act No. 10173, the Data Privacy Act of 2012, imposes strict compliance requirements on all Philippine institutions that collect and process personal identifiable information, including educational establishments handling applicant records; however, as the ISPSC Registrar acknowledged during the institutional assessment, current data protection measures amount to little more than an operating system password and a locked filing cabinet, with no formal data privacy protocol in place — a gap the Campus Director described as non-negotiable to resolve, emphasizing the need to build privacy-by-design principles into any proposed admission system (National Privacy Commission, 2024). While flagship SUCs such as the University of the Philippines and metropolitan institutions in Metro Manila have made substantial progress in deploying digital enrollment management systems, integrated student information portals, and cloud-based academic platforms, regional campuses like ISPSC Tagudin continue to operate on fragmented toolchains — a standalone registration system for initial application that is not connected to the Guidance Office, Excel tracking sheets for manual re-encoding, and physical folders for document storage — creating manual gaps between disconnected systems rather than a purely paper-based workflow. The national government's digitalization push, led by the Department of Information and Communications Technology (DICT) through the National Broadband Plan, aims to address connectivity challenges, but rural campuses in regions like Ilocos Sur still face infrastructure constraints: shared campus bandwidth, internet that is sometimes slow but not frequently down, and Wi-Fi primarily reserved for campus staff and faculty rather than student access; the real limitation is the availability of internet for students, not the frequency of outages (Comprendio &amp; Canlas, 2025). The post-pandemic period has driven ad-hoc adjustments to admission processes nationwide, highlighting the urgency of resilient digital platforms. Emerging national initiatives increasingly explore AI-powered applicant guidance systems, particularly those using retrieval-augmented generation that process sensitive student data locally rather than on external cloud servers, aligning with RA 10173's data sovereignty requirements. Such systems can address the critical shortage of guidance counselors across regional SUCs by providing institution-specific, pre-examination and post-examination support outside office hours, reducing the consultation bottleneck that delays applicants from remote areas who cannot make repeated campus visits.</w:t>
+        <w:t>Chapter 2: Methodology</w:t>
+      </w:r>
+      <w:bookmarkEnd w:id="356772" w:name="tag_ch2_methodology"/>
+    </w:p>
+    <w:p>
+      <w:pPr/>
+      <w:r>
+        <w:t>[MISSING FROM DEFENSE DOCX — add from archive/drafts/]</w:t>
       </w:r>
     </w:p>
     <w:p>
-      <w:pPr>
-        <w:jc w:val="both"/>
-        <w:spacing w:line="480" w:lineRule="auto" w:before="0" w:after="0"/>
-        <w:ind w:firstLine="285750"/>
+      <w:bookmarkStart w:id="105363" w:name="tag_ch2_research_design"/>
+      <w:pPr>
+        <w:pStyle w:val="Heading2"/>
       </w:pPr>
       <w:r>
-        <w:rPr>
-          <w:rFonts w:ascii="Times New Roman" w:hAnsi="Times New Roman" w:cs="Times New Roman"/>
-          <w:b w:val="0"/>
-          <w:i w:val="0"/>
-          <w:sz w:val="24"/>
-        </w:rPr>
-        <w:t>The local operational context at the Ilocos Sur Polytechnic State College (ISPSC) Tagudin Campus mirrors the challenges common to regional Philippine State Universities and Colleges (SUCs) during peak administrative periods. As a public institution providing free tertiary education under Republic Act No. 10931, the campus receives approximately 500 to over 1,000 freshman applicants per admission cycle, with peak days seeing 30 to 50 applicants arriving at the Registrar Office. The admission pipeline begins with the Registrar's existing registration system for the initial application — a system separate from the Guidance Office that handles applicant intake and generates admission slips through an existing system for automated printing, not a Word template. However, the process immediately fragments: applicant data from the Registrar's registration system is manually re-encoded into an Excel tracking sheet, and the registration system itself is not connected to the Guidance Office, preventing any collaborative data flow or faster intake processing between the two offices. Supporting documents — Form 138, birth certificates, ID photos, and certificates of good moral character — are stored exclusively in physical folders with no systematic digital backup. No automated status notification exists; applicants must physically return to campus or call by phone to check their progress, a burden amplified for those traveling from remote municipalities in Ilocos Sur and neighboring provinces. Examination scheduling between the Registrar and Guidance Offices relies on verbal communication and text messages with no shared scheduling platform, which risks miscommunication and delays when either office is understaffed or busy. The Guidance Office handles all proctoring internally without delegation to other faculty, tracks attendance on paper sign-in sheets, and scores examinations using the stencil method — overlaying a perforated scoring stencil onto each answer sheet for faster marking compared to pure manual visual checking — yet even this method takes two to three days per batch of approximately fifty applicants and contributes to a one-to-two-week delay between examination and result release. The Guidance Office's current system is a basic PHP application with minimal security restrictions and lacking robust authentication mechanisms, yet it handles sensitive student data including aptitude scores, applicant records, and the confidential guidance conversion table. No optical mark recognition (OMR) technology has ever been adopted, and OMR represents a further advancement beyond the stencil method in speed, accuracy, and automation. The limited number of guidance counselors available for results consultation creates an additional bottleneck: with only one counselor and one assistant handling all course recommendations, applicants often wait in hallways for extended periods or must return to campus on multiple occasions simply to receive their aptitude score interpretation and suggested course placements, a frustration observed firsthand during the researchers' site visits [SIM-APP-02]. This counselor bottleneck is most acute during peak consultation days immediately following result release, when dozens of applicants converge on the Guidance Office simultaneously, each requiring a personalized course recommendation session that draws on the counselor's training and the confidential conversion table. Applicants who cannot wait must arrange a return visit, and those traveling from remote municipalities bear a disproportionate burden in both time and transportation cost. The absence of any preliminary or supplementary guidance mechanism outside of office hours means that applicants receive support only when the counselor is physically present and available, leaving evenings, weekends, and high-volume periods entirely unattended. The Guidance Office uses a Facebook page to post exam schedule and release dates by batch and to field applicant status inquiries, a recent improvement that helps but remains limited to one-directional announcements and informal messaging rather than structured, validated guidance. Results consultation and release currently follow a pattern the office refers to as consultation and release, where applicants physically line up to receive score interpretations and course recommendations from the counselor, then collect their printed result sheets. Physical follow-ups at the office are also accepted. No digital self-service mechanism exists for applicants to access preliminary insights about their results, understand their aptitude profile, or explore potential course options before or after meeting with a counselor, which means the entire results interpretation process depends on the counselor's availability and physical presence. The campus internet infrastructure presents further constraints: the shared campus bandwidth is primarily reserved for faculty and staff use rather than student access, and internet is sometimes slow but not frequently down; the more pressing issue is that students and applicants routinely lack access to the campus network altogether, making any system that depends on persistent connectivity unreliable for the applicant-facing layer. The post-pandemic shift to ad-hoc adjustments in the admission process further highlighted the need for a more resilient digital platform.</w:t>
+        <w:t>Research Design</w:t>
+      </w:r>
+      <w:bookmarkEnd w:id="105363" w:name="tag_ch2_research_design"/>
+    </w:p>
+    <w:p>
+      <w:pPr/>
+      <w:r>
+        <w:t>[Content synchronized from SecureCAT_Ch1_Ch2_Manuscript[never delete].docx — review and edit here]</w:t>
       </w:r>
     </w:p>
     <w:p>
-      <w:pPr>
-        <w:jc w:val="both"/>
-        <w:spacing w:line="480" w:lineRule="auto" w:before="0" w:after="0"/>
-        <w:ind w:firstLine="285750"/>
+      <w:bookmarkStart w:id="631617" w:name="tag_ch2_software_model"/>
+      <w:pPr>
+        <w:pStyle w:val="Heading2"/>
       </w:pPr>
       <w:r>
-        <w:rPr>
-          <w:rFonts w:ascii="Times New Roman" w:hAnsi="Times New Roman" w:cs="Times New Roman"/>
-          <w:b w:val="0"/>
-          <w:i w:val="0"/>
-          <w:sz w:val="24"/>
-        </w:rPr>
-        <w:t>The literature reviewed above and the researchers' own institutional inquiry identify a set of limitations that no single existing system has yet resolved. Prior computerized admission platforms deployed in Philippine state universities and colleges and in foreign higher-education settings tend to address isolated facets of the admissions pipeline: static information management through database-driven record keeping (Aguinaldo, 2021; Hassan et al., 2020), cloud-based student information systems that centralize enrollment data (Catimban &amp; Doria, 2022; Olalla &amp; Merabita, 2023), or single-purpose tools such as online application forms and result-query portals (Mendoza et al., 2022; Singh &amp; Yadav, 2022). While these contributions advance digitalization in varying degrees, they have not addressed the operational conditions of institutions where systems — such as the registrar's registration system, the guidance office system, and MIS/SIMS — already exist but remain disconnected, leaving manual gaps between them. Interview data from the partner institution confirm the depth of this disconnect: personnel in the Guidance Office score entrance examinations using the stencil method — overlaying a perforated scoring stencil onto each answer sheet for faster marking compared to pure manual visual checking — requiring two to three working days to process approximately fifty applicants. That cycle, when scaled to the institution's actual volume of five hundred to over one thousand freshman applicants per admission cycle, translates into weeks of cumulative delay. No optical mark recognition (OMR) technology has ever been adopted; OMR represents a further advancement beyond the stencil method in speed, accuracy, and automation, and the absence of any automated scoring mechanism perpetuates reliance on manual tallying beyond what the stencil method achieves. Critically, the Guidance Office relies on a confidential conversion table to transform raw aptitude scores into standardized values for course recommendation, a table that must never be exposed — not to applicants, not to unauthorized staff, not in system API responses, and not in any exportable data output — and the current insecure PHP-based system lacks the architectural safeguards to protect this sensitive asset.</w:t>
+        <w:t>Software Development Model</w:t>
+      </w:r>
+      <w:bookmarkEnd w:id="631617" w:name="tag_ch2_software_model"/>
+    </w:p>
+    <w:p>
+      <w:pPr/>
+      <w:r>
+        <w:t>[Content synchronized from SecureCAT_Ch1_Ch2_Manuscript[never delete].docx — review and edit here]</w:t>
       </w:r>
     </w:p>
     <w:p>
-      <w:pPr>
-        <w:jc w:val="both"/>
-        <w:spacing w:line="480" w:lineRule="auto" w:before="0" w:after="0"/>
-        <w:ind w:firstLine="285750"/>
+      <w:bookmarkStart w:id="121660" w:name="tag_ch2_project_plan"/>
+      <w:pPr>
+        <w:pStyle w:val="Heading2"/>
       </w:pPr>
       <w:r>
-        <w:rPr>
-          <w:rFonts w:ascii="Times New Roman" w:hAnsi="Times New Roman" w:cs="Times New Roman"/>
-          <w:b w:val="0"/>
-          <w:i w:val="0"/>
-          <w:sz w:val="24"/>
-        </w:rPr>
-        <w:t>The admission process demands more than digitization; it requires intelligence. The volume and complexity of applicant data necessitate data-driven course recommendations grounded in aptitude profiles, smart insights drawn from historical applicant patterns, and automated profiling that can guide placement decisions at the point of consultation. These capabilities cannot emerge from static record-keeping or form-based portals; they require models that learn from historical data and surface actionable classifications in real time. A recognized concern in the field is the inherent security risk of cloud-based AI systems that process sensitive student records on third-party servers, transmitting aptitude scores and personal identifiable information outside institutional governance and creating data privacy vulnerabilities — a risk that underscores the need for local, controlled data handling in any admission platform (Okafor &amp; Tanaka, 2024). Recent institutional studies have validated this approach. Yukee, Bonifacio, Salvador, and Macabitas (2025) applied K-Means clustering to archived ICAT percentile scores at ISPSC Tagudin, identifying four aptitude-based student profiles through the Elbow method with K equal to four, and evaluating cluster quality through the Silhouette coefficient and Davies–Bouldin index. In parallel, Ballesteros, Bonifacio, and Macabitas (2025) applied K-Means clustering with K equal to four on combined socioeconomic and academic indicators (household income and general weighted average), confirming that meaningful applicant profiles emerge from multidimensional data. Both studies produced findings with direct relevance to course placement and student support.</w:t>
+        <w:t>Project Plan</w:t>
+      </w:r>
+      <w:bookmarkEnd w:id="121660" w:name="tag_ch2_project_plan"/>
+    </w:p>
+    <w:p>
+      <w:pPr/>
+      <w:r>
+        <w:t>[Content synchronized from SecureCAT_Ch1_Ch2_Manuscript[never delete].docx — review and edit here]</w:t>
       </w:r>
     </w:p>
     <w:p>
-      <w:pPr>
-        <w:jc w:val="both"/>
-        <w:spacing w:line="480" w:lineRule="auto" w:before="0" w:after="0"/>
-        <w:ind w:firstLine="285750"/>
+      <w:bookmarkStart w:id="95947" w:name="tag_ch2_project_assignment"/>
+      <w:pPr>
+        <w:pStyle w:val="Heading2"/>
       </w:pPr>
       <w:r>
-        <w:rPr>
-          <w:rFonts w:ascii="Times New Roman" w:hAnsi="Times New Roman" w:cs="Times New Roman"/>
-          <w:b w:val="0"/>
-          <w:i w:val="0"/>
-          <w:sz w:val="24"/>
-        </w:rPr>
-        <w:t>These studies demonstrate that machine learning can effectively profile applicants and recommend courses, yet neither connected its analytical outputs to an operating system where applicants are received, scored, classified, and routed in real time. The gap is not in profiling capability — K-Means delivers that — but in integration. No existing platform combines optical mark recognition for automated answer-sheet scoring, AI-assisted evaluation of written components, live machine-learning triage that classifies applicants at the moment of consultation, and retrieval-augmented AI companionship that provides pre-examination guidance and post-examination course recommendations by drawing on a curated institutional knowledge base. Applicants at institutions like ISPSC Tagudin face a dual challenge: limited counselors create consultation bottlenecks during peak periods, and the absence of any digital self-service mechanism means applicants receive no preliminary insights outside office hours. A unified platform with retrieval-augmented generation (RAG) addresses this by retrieving relevant institutional documents — admission policies, program requirements, course catalogs, and frequently asked questions — to generate contextually accurate, institution-specific responses that augment counselor reach beyond physical availability while maintaining data privacy through local processing. This integration gap defines the research problem: the need for a unified framework that bridges raw data collection and local academic intelligence through a single, auditable, offline-resilient platform integrating application intake, automated scoring, live ML-assisted applicant triage, and RAG-powered AI companionship. The post-pandemic shift to ad-hoc adjustments in admission processes across institutions further underscores the urgency of such an integrated solution.</w:t>
+        <w:t>Project Assignment</w:t>
+      </w:r>
+      <w:bookmarkEnd w:id="95947" w:name="tag_ch2_project_assignment"/>
+    </w:p>
+    <w:p>
+      <w:pPr/>
+      <w:r>
+        <w:t>[Content synchronized from SecureCAT_Ch1_Ch2_Manuscript[never delete].docx — review and edit here]</w:t>
       </w:r>
     </w:p>
     <w:p>
-      <w:pPr>
-        <w:jc w:val="both"/>
-        <w:spacing w:line="480" w:lineRule="auto" w:before="0" w:after="0"/>
-        <w:ind w:firstLine="285750"/>
+      <w:bookmarkStart w:id="491153" w:name="tag_ch2_population_locale"/>
+      <w:pPr>
+        <w:pStyle w:val="Heading2"/>
       </w:pPr>
       <w:r>
-        <w:rPr>
-          <w:rFonts w:ascii="Times New Roman" w:hAnsi="Times New Roman" w:cs="Times New Roman"/>
-          <w:b w:val="0"/>
-          <w:i w:val="0"/>
-          <w:sz w:val="24"/>
-        </w:rPr>
-        <w:t>Drawing on the synthesis of literature and institutional evidence presented above, the present study was structured to address an observed problem rather than an abstract one: during the researchers' direct engagement with ISPSC Tagudin, the Registrar Office was found manually re-encoding applicant data into spreadsheets [SIM-REG-01], the Guidance Office scored entrance examinations using the stencil method over two to three working days per batch, the Campus Director characterized the disconnected-systems workflow as unsustainable under rising applicant volumes [SIM-DIR-01], and applicants were seen waiting in hallways and returning multiple times to inquire about results [SIM-APP-02]. These firsthand observations, corroborated by the reviewed literature on computerized admission systems, data-driven applicant profiling, AI-powered conversational agents using retrieval-augmented generation, and data-privacy-compliant platform design, directly shaped the study's methodology and feature scope, moving from broad digitalization research to a focused investigation of how a unified platform could resolve the documented operational failures and operationalize the post-hoc analytical insights of recent institutional studies within the live admission workflow. The synthesis in Paragraph 5 established that machine-learning profiling works but remains disconnected from operations; no system integrates optical mark recognition, AI-assisted evaluation, live ML triage at the point of consultation, and retrieval-augmented AI companionship that provides pre-examination guidance and post-examination course recommendations by drawing on a curated institutional knowledge base. SecureCAT is therefore positioned as the unifying digital framework that bridges raw data collection and local academic intelligence: a single, auditable, offline-resilient platform integrating application intake, automated scoring, live ML-assisted applicant triage through a K-Means clustering microservice (adopted from the school-owned algorithm source code of Yukee et al., 2025 and Ballesteros et al., 2025) that classifies applicants at the point of consultation, RAG-powered AI companionship that extends counselor reach beyond office hours with institution-specific responses, result generation with cryptographic integrity, and role-based access governed by zero-trust data governance.</w:t>
+        <w:t>Population and Locale of the Study</w:t>
+      </w:r>
+      <w:bookmarkEnd w:id="491153" w:name="tag_ch2_population_locale"/>
+    </w:p>
+    <w:p>
+      <w:pPr/>
+      <w:r>
+        <w:t>[Content synchronized from SecureCAT_Ch1_Ch2_Manuscript[never delete].docx — review and edit here]</w:t>
       </w:r>
     </w:p>
     <w:p>
-      <w:pPr>
-        <w:spacing w:line="480" w:lineRule="auto" w:before="0" w:after="0"/>
+      <w:bookmarkStart w:id="423748" w:name="tag_ch2_research_instruments"/>
+      <w:pPr>
+        <w:pStyle w:val="Heading2"/>
       </w:pPr>
       <w:r>
-        <w:rPr>
-          <w:rFonts w:ascii="Times New Roman" w:hAnsi="Times New Roman" w:cs="Times New Roman"/>
-          <w:b/>
-          <w:i w:val="0"/>
-          <w:sz w:val="24"/>
-        </w:rPr>
-        <w:t>Conceptual Framework of the Study</w:t>
+        <w:t>Research Instruments</w:t>
+      </w:r>
+      <w:bookmarkEnd w:id="423748" w:name="tag_ch2_research_instruments"/>
+    </w:p>
+    <w:p>
+      <w:pPr/>
+      <w:r>
+        <w:t>[Content synchronized from SecureCAT_Ch1_Ch2_Manuscript[never delete].docx — review and edit here]</w:t>
       </w:r>
     </w:p>
     <w:p>
-      <w:pPr>
-        <w:spacing w:line="480" w:lineRule="auto" w:before="0" w:after="0"/>
+      <w:bookmarkStart w:id="534837" w:name="tag_ch2_data_analysis"/>
+      <w:pPr>
+        <w:pStyle w:val="Heading2"/>
       </w:pPr>
       <w:r>
-        <w:rPr>
-          <w:rFonts w:ascii="Times New Roman" w:hAnsi="Times New Roman" w:cs="Times New Roman"/>
-          <w:b/>
-          <w:i w:val="0"/>
-          <w:sz w:val="24"/>
-        </w:rPr>
-        <w:t>Input-Process-Output (IPO) Diagram</w:t>
+        <w:t>Data Analysis</w:t>
+      </w:r>
+      <w:bookmarkEnd w:id="534837" w:name="tag_ch2_data_analysis"/>
+    </w:p>
+    <w:p>
+      <w:pPr/>
+      <w:r>
+        <w:t>[Content synchronized from SecureCAT_Ch1_Ch2_Manuscript[never delete].docx — review and edit here]</w:t>
       </w:r>
     </w:p>
     <w:p>
-      <w:pPr>
-        <w:jc w:val="center"/>
-        <w:spacing w:line="480" w:lineRule="auto" w:before="240" w:after="0"/>
+      <w:bookmarkStart w:id="466825" w:name="tag_references_list"/>
+      <w:pPr>
+        <w:pStyle w:val="Heading2"/>
       </w:pPr>
       <w:r>
-        <w:rPr>
-          <w:rFonts w:ascii="Times New Roman" w:hAnsi="Times New Roman" w:cs="Times New Roman"/>
-          <w:b/>
-          <w:i w:val="0"/>
-          <w:sz w:val="24"/>
-        </w:rPr>
-        <w:t>Figure 1. Conceptual Framework Diagram (Input-Process-Output) of SecureCAT: A Role-Based College Admission Testing System for the Guidance and Registrar Offices at ISPSC Tagudin</w:t>
+        <w:t>References</w:t>
+      </w:r>
+      <w:bookmarkEnd w:id="466825" w:name="tag_references_list"/>
+    </w:p>
+    <w:p>
+      <w:pPr/>
+      <w:r>
+        <w:t>[Content synchronized from SecureCAT_Ch1_Ch2_Manuscript[never delete].docx — review and edit here]</w:t>
       </w:r>
     </w:p>
     <w:p>
-      <w:pPr>
-        <w:spacing w:line="480" w:lineRule="auto" w:before="0" w:after="0"/>
+      <w:bookmarkStart w:id="313201" w:name="tag_appendix_a_use_case"/>
+      <w:pPr>
+        <w:pStyle w:val="Heading2"/>
       </w:pPr>
       <w:r>
-        <w:rPr>
-          <w:rFonts w:ascii="Times New Roman" w:hAnsi="Times New Roman" w:cs="Times New Roman"/>
-          <w:b/>
-          <w:i w:val="0"/>
-          <w:sz w:val="24"/>
-        </w:rPr>
-        <w:t>Objectives of the Study</w:t>
+        <w:t>Appendix A: Use Case Diagram</w:t>
+      </w:r>
+      <w:bookmarkEnd w:id="313201" w:name="tag_appendix_a_use_case"/>
+    </w:p>
+    <w:p>
+      <w:pPr/>
+      <w:r>
+        <w:t>[Add Use Case Diagram image from archive/drafts/Appendix_A_UseCase_Diagram.md]</w:t>
       </w:r>
     </w:p>
     <w:p>
-      <w:pPr>
-        <w:spacing w:line="480" w:lineRule="auto" w:before="0" w:after="0"/>
+      <w:bookmarkStart w:id="228592" w:name="tag_appendix_b_letter_conduct"/>
+      <w:pPr>
+        <w:pStyle w:val="Heading2"/>
       </w:pPr>
       <w:r>
-        <w:rPr>
-          <w:rFonts w:ascii="Times New Roman" w:hAnsi="Times New Roman" w:cs="Times New Roman"/>
-          <w:b/>
-          <w:i w:val="0"/>
-          <w:sz w:val="24"/>
-        </w:rPr>
-        <w:t>General Objective</w:t>
+        <w:t>Appendix B: Letter to Conduct</w:t>
       </w:r>
+      <w:bookmarkEnd w:id="228592" w:name="tag_appendix_b_letter_conduct"/>
     </w:p>
     <w:p>
-      <w:pPr>
-        <w:jc w:val="both"/>
-        <w:spacing w:line="480" w:lineRule="auto" w:before="0" w:after="0"/>
-        <w:ind w:firstLine="285750"/>
-      </w:pPr>
+      <w:pPr/>
       <w:r>
-        <w:rPr>
-          <w:rFonts w:ascii="Times New Roman" w:hAnsi="Times New Roman" w:cs="Times New Roman"/>
-          <w:b w:val="0"/>
-          <w:i w:val="0"/>
-          <w:sz w:val="24"/>
-        </w:rPr>
-        <w:t>This study aims to develop SecureCAT: A Role-Based College Admission Testing System for the Guidance and Registrar Offices at ISPSC Tagudin, a web-based platform that centralizes and automates the entire admission testing pipeline, from applicant registration and dynamic room scheduling through proctor-monitored examination, automated scoring, result sheet generation, and AI-assisted counseling, while enforcing zero-trust data governance through cryptographic score integrity, immutable audit logging, and role-based access control designed to operate reliably under the infrastructure constraints specific to the Ilocos Sur Polytechnic State College Tagudin Campus.</w:t>
-      </w:r>
-    </w:p>
-    <w:p>
-      <w:pPr>
-        <w:jc w:val="both"/>
-        <w:spacing w:line="480" w:lineRule="auto" w:before="0" w:after="0"/>
-        <w:ind w:firstLine="285750"/>
-      </w:pPr>
-      <w:r>
-        <w:rPr>
-          <w:rFonts w:ascii="Times New Roman" w:hAnsi="Times New Roman" w:cs="Times New Roman"/>
-          <w:b w:val="0"/>
-          <w:i w:val="0"/>
-          <w:sz w:val="24"/>
-        </w:rPr>
-        <w:t>More specifically, this study seeks to accomplish the following:</w:t>
-      </w:r>
-    </w:p>
-    <w:p>
-      <w:pPr>
-        <w:jc w:val="both"/>
-        <w:spacing w:line="480" w:lineRule="auto" w:before="0" w:after="0"/>
-      </w:pPr>
-      <w:r>
-        <w:rPr>
-          <w:rFonts w:ascii="Times New Roman" w:hAnsi="Times New Roman" w:cs="Times New Roman"/>
-          <w:b w:val="0"/>
-          <w:i w:val="0"/>
-          <w:sz w:val="24"/>
-        </w:rPr>
-        <w:t xml:space="preserve">1. </w:t>
-      </w:r>
-      <w:r>
-        <w:rPr>
-          <w:rFonts w:ascii="Times New Roman" w:hAnsi="Times New Roman" w:cs="Times New Roman"/>
-          <w:b/>
-          <w:i w:val="0"/>
-          <w:sz w:val="24"/>
-        </w:rPr>
-        <w:t>Identify</w:t>
-      </w:r>
-      <w:r>
-        <w:rPr>
-          <w:rFonts w:ascii="Times New Roman" w:hAnsi="Times New Roman" w:cs="Times New Roman"/>
-          <w:b w:val="0"/>
-          <w:i w:val="0"/>
-          <w:sz w:val="24"/>
-        </w:rPr>
-        <w:t xml:space="preserve"> the existing admission testing processes, operational workflows, and confirmed process gaps at ISPSC Tagudin Campus, including stencil-method scoring of answer sheets, informal and ad-hoc room scheduling, the absence of audit trails for score modifications, the lack of notification mechanisms for applicants and staff, and data privacy vulnerabilities under the Philippine Data Privacy Act (RA 10173), alongside the current utilization of the deployed foundational digital system, role-based coordination requirements, infrastructure constraints, and baseline task workloads that necessitate a unified, cryptographically-secured, role-based digital platform bridging the Guidance Office and Registrar Office workflows.</w:t>
-      </w:r>
-    </w:p>
-    <w:p>
-      <w:pPr>
-        <w:jc w:val="both"/>
-        <w:spacing w:line="480" w:lineRule="auto" w:before="0" w:after="0"/>
-      </w:pPr>
-      <w:r>
-        <w:rPr>
-          <w:rFonts w:ascii="Times New Roman" w:hAnsi="Times New Roman" w:cs="Times New Roman"/>
-          <w:b w:val="0"/>
-          <w:i w:val="0"/>
-          <w:sz w:val="24"/>
-        </w:rPr>
-        <w:t xml:space="preserve">2. </w:t>
-      </w:r>
-      <w:r>
-        <w:rPr>
-          <w:rFonts w:ascii="Times New Roman" w:hAnsi="Times New Roman" w:cs="Times New Roman"/>
-          <w:b/>
-          <w:i w:val="0"/>
-          <w:sz w:val="24"/>
-        </w:rPr>
-        <w:t>Develop</w:t>
-      </w:r>
-      <w:r>
-        <w:rPr>
-          <w:rFonts w:ascii="Times New Roman" w:hAnsi="Times New Roman" w:cs="Times New Roman"/>
-          <w:b w:val="0"/>
-          <w:i w:val="0"/>
-          <w:sz w:val="24"/>
-        </w:rPr>
-        <w:t xml:space="preserve"> SecureCAT: A Role-Based College Admission Testing System for the Guidance and Registrar Offices at ISPSC Tagudin, incorporating role-based access control with RBAC-based proctor delegation and zero-trust data governance, cryptographic score integrity using HMAC-SHA256 signature verification, automated scoring with computer-vision-based OMR answer sheet ingestion as a new scanning capability, a live examination monitoring dashboard for real-time proctor oversight, an ML-assisted course triage module that executes live K-Means clustering by adopting and adapting school-owned algorithm source code from prior ISPSC institutional studies (Yukee et al., 2025; Ballesteros et al., 2025) to classify applicants into aptitude-based and socio-academic profiles at classification time, cross-referencing OMR-parsed aptitude scores and socio-academic data via a Python microservice communicating with the Laravel backend through internal API to support guidance counselor course recommendation decision-making, seat-quota management for room capacity enforcement during scheduling, offline-resilient proctoring via a Progressive Web App with IndexedDB caching and background synchronization, an enhanced AI-assisted scheduling system with human-in-the-loop constraint optimization, role-based data isolation aligned with the Philippine Data Privacy Act (RA 10173), and validating the system's technical architecture through confusion matrix accuracy metrics for automated grading, expert rubric evaluation for AI faithfulness, and automated penetration and offline resilience audits.</w:t>
-      </w:r>
-    </w:p>
-    <w:p>
-      <w:pPr>
-        <w:jc w:val="both"/>
-        <w:spacing w:line="480" w:lineRule="auto" w:before="0" w:after="0"/>
-      </w:pPr>
-      <w:r>
-        <w:rPr>
-          <w:rFonts w:ascii="Times New Roman" w:hAnsi="Times New Roman" w:cs="Times New Roman"/>
-          <w:b w:val="0"/>
-          <w:i w:val="0"/>
-          <w:sz w:val="24"/>
-        </w:rPr>
-        <w:t xml:space="preserve">3. </w:t>
-      </w:r>
-      <w:r>
-        <w:rPr>
-          <w:rFonts w:ascii="Times New Roman" w:hAnsi="Times New Roman" w:cs="Times New Roman"/>
-          <w:b/>
-          <w:i w:val="0"/>
-          <w:sz w:val="24"/>
-        </w:rPr>
-        <w:t>Evaluate</w:t>
-      </w:r>
-      <w:r>
-        <w:rPr>
-          <w:rFonts w:ascii="Times New Roman" w:hAnsi="Times New Roman" w:cs="Times New Roman"/>
-          <w:b w:val="0"/>
-          <w:i w:val="0"/>
-          <w:sz w:val="24"/>
-        </w:rPr>
-        <w:t xml:space="preserve"> the usability and perceived task workload of the developed system using the System Usability Scale (SUS) and the NASA Task Load Index (NASA-TLX) as administered to intended users, including Registrar Office staff, Guidance Office counselors, proctors, test administrators, and applicants at ISPSC Tagudin Campus.</w:t>
-      </w:r>
-    </w:p>
-    <w:p>
-      <w:pPr>
-        <w:jc w:val="both"/>
-        <w:spacing w:line="480" w:lineRule="auto" w:before="0" w:after="0"/>
-        <w:ind w:firstLine="285750"/>
-      </w:pPr>
-      <w:r>
-        <w:rPr>
-          <w:rFonts w:ascii="Times New Roman" w:hAnsi="Times New Roman" w:cs="Times New Roman"/>
-          <w:b w:val="0"/>
-          <w:i w:val="0"/>
-          <w:sz w:val="24"/>
-        </w:rPr>
-        <w:t>This study seeks to answer the following questions:</w:t>
-      </w:r>
-    </w:p>
-    <w:p>
-      <w:pPr>
-        <w:jc w:val="both"/>
-        <w:spacing w:line="480" w:lineRule="auto" w:before="0" w:after="0"/>
-        <w:ind w:firstLine="285750"/>
-      </w:pPr>
-      <w:r>
-        <w:rPr>
-          <w:rFonts w:ascii="Times New Roman" w:hAnsi="Times New Roman" w:cs="Times New Roman"/>
-          <w:b w:val="0"/>
-          <w:i w:val="0"/>
-          <w:sz w:val="24"/>
-        </w:rPr>
-        <w:t>1. What are the existing admission testing processes, operational gaps (including manual scoring using the stencil method without optical mark recognition, informal and unstructured exam scheduling, absence of audit trails for data access and modifications, lack of applicant notifications and status updates, and data privacy weaknesses under the Philippine Data Privacy Act), role-based coordination requirements between the Guidance Office and Registrar Office, data integrity vulnerabilities, infrastructure constraints, and current baseline task workloads at ISPSC Tagudin Campus that necessitate a unified, cryptographically-secured, role-based digital platform?</w:t>
-      </w:r>
-    </w:p>
-    <w:p>
-      <w:pPr>
-        <w:jc w:val="both"/>
-        <w:spacing w:line="480" w:lineRule="auto" w:before="0" w:after="0"/>
-        <w:ind w:firstLine="285750"/>
-      </w:pPr>
-      <w:r>
-        <w:rPr>
-          <w:rFonts w:ascii="Times New Roman" w:hAnsi="Times New Roman" w:cs="Times New Roman"/>
-          <w:b w:val="0"/>
-          <w:i w:val="0"/>
-          <w:sz w:val="24"/>
-        </w:rPr>
-        <w:t>2. What are the features (including computer-vision-based OMR scanning for automated answer sheet grading, role-based access control (RBAC) enforcing least-privilege permissions per user type, an administrative dashboard for real-time monitoring and analytics, an AI companion providing retrieval-augmented guidance and course recommendations, and applicant quota tracking per program and academic year), security mechanisms, offline-resilience capabilities, AI-assisted operations, and architectural components required to develop a role-based, cryptographically-secured college admission testing system with progressive web application proctoring with IndexedDB caching, human-in-the-loop scheduling optimization, role-based data isolation aligned with the Philippine Data Privacy Act (Republic Act No. 10173), and validated technical accuracy through confusion matrix metrics for automated grading, expert rubric evaluation for AI faithfulness, and automated penetration and offline resilience audits?</w:t>
-      </w:r>
-    </w:p>
-    <w:p>
-      <w:pPr>
-        <w:jc w:val="both"/>
-        <w:spacing w:line="480" w:lineRule="auto" w:before="0" w:after="0"/>
-        <w:ind w:firstLine="285750"/>
-      </w:pPr>
-      <w:r>
-        <w:rPr>
-          <w:rFonts w:ascii="Times New Roman" w:hAnsi="Times New Roman" w:cs="Times New Roman"/>
-          <w:b w:val="0"/>
-          <w:i w:val="0"/>
-          <w:sz w:val="24"/>
-        </w:rPr>
-        <w:t>3. What is the usability level and perceived task workload of the developed system as evaluated using the System Usability Scale (SUS) and the NASA Task Load Index (NASA-TLX) by intended users, including Registrar Office staff, Guidance Office counselors, proctors, test administrators, and applicants at ISPSC Tagudin Campus?</w:t>
-      </w:r>
-    </w:p>
-    <w:p>
-      <w:pPr>
-        <w:spacing w:line="480" w:lineRule="auto" w:before="0" w:after="0"/>
-      </w:pPr>
-      <w:r>
-        <w:rPr>
-          <w:rFonts w:ascii="Times New Roman" w:hAnsi="Times New Roman" w:cs="Times New Roman"/>
-          <w:b/>
-          <w:i w:val="0"/>
-          <w:sz w:val="24"/>
-        </w:rPr>
-        <w:t>Scope and Limitation of the Study</w:t>
-      </w:r>
-    </w:p>
-    <w:p>
-      <w:pPr>
-        <w:spacing w:line="480" w:lineRule="auto" w:before="0" w:after="0"/>
-      </w:pPr>
-      <w:r>
-        <w:rPr>
-          <w:rFonts w:ascii="Times New Roman" w:hAnsi="Times New Roman" w:cs="Times New Roman"/>
-          <w:b/>
-          <w:i w:val="0"/>
-          <w:sz w:val="24"/>
-        </w:rPr>
-        <w:t>Scope</w:t>
-      </w:r>
-    </w:p>
-    <w:p>
-      <w:pPr>
-        <w:jc w:val="both"/>
-        <w:spacing w:line="480" w:lineRule="auto" w:before="0" w:after="0"/>
-        <w:ind w:firstLine="285750"/>
-      </w:pPr>
-      <w:r>
-        <w:rPr>
-          <w:rFonts w:ascii="Times New Roman" w:hAnsi="Times New Roman" w:cs="Times New Roman"/>
-          <w:b w:val="0"/>
-          <w:i w:val="0"/>
-          <w:sz w:val="24"/>
-        </w:rPr>
-        <w:t>This study focuses on the design, development, and evaluation of SecureCAT, a role-based college admission testing system intended for the Guidance and Registrar Offices at the Ilocos Sur Polytechnic State College (ISPSC), Tagudin Campus, located in Tagudin, Ilocos Sur, Philippines. The system serves six distinct user roles: Applicants and Examinees who submit applications, take admission tests, and receive results; Proctors and Test Administrators who manage test sessions, record attendance, and oversee scoring; Guidance Counselors who review applicant results and provide consultation summaries with course recommendations; Registrar Staff who process applications, manage scheduling, and generate documents; Registrar Administrators who configure system parameters, approve schedules, and supervise overall operations; and Super Administrators who hold the highest system privilege, retaining full access to all system functions while exclusively possessing the ability to create user accounts and assign roles to personnel. The role-based access control foundation is designed for flexibility rather than rigid enforcement: a single user may hold multiple roles simultaneously, such as an individual serving as both examiner and data encoder, role definitions are configurable rather than hardcoded to accommodate institutional policy changes, and the super administrator retains the authority to assign and reassign roles as operational needs evolve, supporting scalability and future-proofing as admission workflows mature. The scope encompasses both the existing functional modules of the system and the planned research-enhanced capabilities that extend its engineering depth. The existing system modules, developed prior to the capstone research phase and deployed for operational use at the Guidance Office, include web-based application intake with form validation, applicant account activation via time-limited tokens, real-time status lifecycle tracking from submission through result release, admission slip generation with PDF rendering, examination session scheduling and roster management, proctor assignment and digital attendance tracking, aptitude area and rating scale management with strictly confidential conversion table enforcement that ensures scoring methodology is never exposed to applicants, unauthorized staff, API responses, or exportable data, score import through standardized CSV files, consultation summary recording by guidance counselors, result release with single and bulk document generation in PDF and DOCX formats, staff and applicant notification systems, audit log viewing and export for security-sensitive actions, an AI companion chat widget powered by retrieval-augmented generation (RAG) using local vector embeddings for applicant inquiries about courses, schedules, and institutional information — where RAG retrieves relevant documents from a curated institutional knowledge base (admission policies, program requirements, course offerings, and frequently asked questions) before generating responses, enabling contextually accurate, institution-specific guidance rather than generic AI output. The AI Companion serves both pre-examination guidance (what to expect on the entrance exam, required documents, preparation advice) and post-examination insights (intelligent course recommendations based on applicant profiles and test results, alternative program options, next-step instructions), augmenting rather than replacing human counselors by handling routine, high-volume inquiries outside office hours so counselors can focus on complex cases requiring professional judgment, and an AI-assisted scheduling chat assistant for registrar administrators; notably, the current Guidance Office system is a basic PHP application with minimal security restrictions and lacking robust authentication mechanisms, yet it handles sensitive student data including aptitude scores, applicant records, and the confidential conversion table — a security gap that SecureCAT directly addresses through its cryptographic and role-based architecture. The planned research modules, which constitute the advanced capstone contributions, include cryptographic score integrity through HMAC signature locks to detect unauthorized tampering, computer-vision-based optical mark recognition for automated answer sheet ingestion and scoring, an offline-resilient progressive web application with service workers and IndexedDB caching for proctor operations during network interruptions, an enhanced AI companion with external data integration providing intelligent course recommendations based on applicant profiles and test results, an enhanced AI-assisted scheduling system operating under a human-in-the-loop paradigm where AI-generated scheduling proposals require explicit registrar administrator approval before execution, unified under a shared Laravel AI SDK infrastructure, a course triage and recommendation module that executes live K-Means clustering, adopting and adapting the validated K=4 algorithm configurations and school-owned source code from recent institutional studies (Yukee et al., 2025; Ballesteros et al., 2025) to classify applicants into aptitude-based and socio-academic profiles at classification time, cross-referencing OMR-parsed aptitude percentile scores across Language, Mathematics, Spatial, and Abstract Reasoning dimensions alongside socio-academic data including general weighted average, household income, senior high school origin and type, and municipality, to display suggested triage profiles alongside live program quotas on the Guidance Counselor dashboard for informed course recommendation during consultation, and a role-based database architecture with strict access boundaries to support future expansion to other ISPSC campuses. The principal variables handled by the system include admission test scores, applicant demographic and academic data, role-based access levels and permissions, examination scheduling parameters such as room capacity, time slots, and proctor availability, and OMR scan data from physical answer sheets. The system builds upon a foundational digital platform developed by the lead researcher through prior institutional consultation during the preceding academic semester, which has been deployed at the Guidance Office for operational use. The capstone research formally documents, validates, and architecturally advances this foundation. The study is conducted during the mid-year academic period (Capstone 1), commencing May 2026, with subsequent phases spanning through Capstone 2; the exact end date is subject to the institutional academic calendar and panel-advised schedule, though the projected development and evaluation window extends through August 2026, covering requirement modeling, proposal defense, advanced feature implementation, user acceptance testing, and final defense. These boundaries were established to align the system scope directly with the operational needs of ISPSC Tagudin's admission testing pipeline while ensuring that each planned feature maps to a specific component of the system title, thereby justifying the inclusion of advanced capabilities as research contributions that enhance an already functional baseline rather than as unrelated scope expansion.</w:t>
-      </w:r>
-    </w:p>
-    <w:p>
-      <w:pPr>
-        <w:jc w:val="both"/>
-        <w:spacing w:line="480" w:lineRule="auto" w:before="0" w:after="0"/>
-        <w:ind w:firstLine="285750"/>
-      </w:pPr>
-      <w:r>
-        <w:rPr>
-          <w:rFonts w:ascii="Times New Roman" w:hAnsi="Times New Roman" w:cs="Times New Roman"/>
-          <w:b w:val="0"/>
-          <w:i w:val="0"/>
-          <w:sz w:val="24"/>
-        </w:rPr>
-        <w:t>Despite the thorough scope described above, the study is subject to several limitations and delimitations that bound its applicability and define what the system does not attempt to address. The system is designed exclusively for college admission testing operations and does not extend to learning management, enrollment processing beyond the admission phase, tuition or payment processing, student records management after admission, or academic advising beyond the initial course recommendation provided by the AI companion. Hardware and network dependencies constrain certain features: the computer-vision-based OMR module, which employs probabilistic algorithms already established as highly accurate for bubble-sheet reading, requires a camera or scanner device capable of capturing clear images of physical answer sheets, and relies on pre-printed QR codes affixed to each applicant's answer sheet as the most reliable method of automated identity linkage, with manual encoding of applicant identifiers available as a secondary option, while handwritten name recognition is excluded as a primary identification method due to its inherent probabilistic unreliability; and the offline progressive web application requires an initial internet connection for service worker registration and cached data synchronization upon connectivity restoration. The system is deployed for and evaluated at ISPSC Tagudin Campus only; expansion to other ISPSC campuses is beyond the scope of this study and would require separate institutional coordination, data isolation, and testing. Certain manual processes remain outside the system's scope: test content creation, including the design of examination questions and determination of confidential scoring methodology, remains the responsibility of faculty and guidance personnel; policy decisions regarding admission criteria, passing thresholds, and qualifying standards are set by the administration and are not automated by the system. A critical security delimitation concerns the guidance office's standardized conversion table values, which transform raw aptitude scores into standardized measures for course recommendation; this conversion table is strictly confidential and must never be exposed — not to applicants, not to unauthorized personnel, not in API responses, and not in any exportable data — and SecureCAT implements role-locked access controls to enforce this confidentiality boundary. Regarding data privacy, the system is des...</w:t>
-      </w:r>
-    </w:p>
-    <w:p>
-      <w:pPr>
-        <w:spacing w:line="480" w:lineRule="auto" w:before="0" w:after="0"/>
-      </w:pPr>
-      <w:r>
-        <w:rPr>
-          <w:rFonts w:ascii="Times New Roman" w:hAnsi="Times New Roman" w:cs="Times New Roman"/>
-          <w:b/>
-          <w:i w:val="0"/>
-          <w:sz w:val="24"/>
-        </w:rPr>
-        <w:t>Importance of the Study</w:t>
-      </w:r>
-    </w:p>
-    <w:p>
-      <w:pPr>
-        <w:jc w:val="both"/>
-        <w:spacing w:line="480" w:lineRule="auto" w:before="0" w:after="0"/>
-        <w:ind w:firstLine="285750"/>
-      </w:pPr>
-      <w:r>
-        <w:rPr>
-          <w:rFonts w:ascii="Times New Roman" w:hAnsi="Times New Roman" w:cs="Times New Roman"/>
-          <w:b w:val="0"/>
-          <w:i w:val="0"/>
-          <w:sz w:val="24"/>
-        </w:rPr>
-        <w:t>The Community. The implementation of SecureCAT benefits the local community of Tagudin and surrounding municipalities in Ilocos Sur, whose residents comprise the primary applicant pool of Ilocos Sur Polytechnic State College (ISPSC) Tagudin Campus. By shifting the college admission testing process from workflows fragmented across disconnected systems (the registrar's registration system, the guidance office system, and MIS/SIMS) with manual gaps between them to a unified role-based digital system, the platform reduces the economic and time burden placed on applicants and their families. Simulation data reveal that applicants from remote municipalities travel more than two hours each way and must make multiple visits to submit requirements, secure exam schedules, and claim results [SIM-APP-03]. The digitized system minimizes physical queue bottlenecks and reduces the need for repeated campus visits, making higher education admissions more accessible for the community.</w:t>
-      </w:r>
-    </w:p>
-    <w:p>
-      <w:pPr>
-        <w:jc w:val="both"/>
-        <w:spacing w:line="480" w:lineRule="auto" w:before="0" w:after="0"/>
-        <w:ind w:firstLine="285750"/>
-      </w:pPr>
-      <w:r>
-        <w:rPr>
-          <w:rFonts w:ascii="Times New Roman" w:hAnsi="Times New Roman" w:cs="Times New Roman"/>
-          <w:b w:val="0"/>
-          <w:i w:val="0"/>
-          <w:sz w:val="24"/>
-        </w:rPr>
-        <w:t>The Client Institution. The Ilocos Sur Polytechnic State College Tagudin Campus, particularly the Guidance Office and the Registrar Office, benefits from integrating a unified, secure, and offline-resilient admissions platform. The system addresses coordination gaps and manual transcription bottlenecks that have historically slowed the processing of applicant files. By deploying a system that includes automated computer-vision optical mark recognition (OMR) grading, secure score transmission, and automated scheduling, the institution can reduce the total processing timeframe of an admission cycle by approximately [N]% . Automated registration slip generation through the existing system halves the processing time per applicant compared to the prior manual encoding approach [SIM-REG-21], while an integrated analytics dashboard replaces the half-day manual compilation of periodic admission reports with on-demand data visualization [SIM-REG-24]. The role-based data isolation and zero-trust access control assist the college in complying with the security and data governance standards mandated by the Philippine Data Privacy Act of 2012 (RA 10173). By surfacing quota-aware course recommendations during counselor consultations, the triage module also supports institutional capacity planning, enabling the administration to distribute student enrollment more evenly across programs and directly addressing concerns raised by the Dean about balancing faculty workloads and redirecting applicants to programs with available capacity.</w:t>
-      </w:r>
-    </w:p>
-    <w:p>
-      <w:pPr>
-        <w:jc w:val="both"/>
-        <w:spacing w:line="480" w:lineRule="auto" w:before="0" w:after="0"/>
-        <w:ind w:firstLine="285750"/>
-      </w:pPr>
-      <w:r>
-        <w:rPr>
-          <w:rFonts w:ascii="Times New Roman" w:hAnsi="Times New Roman" w:cs="Times New Roman"/>
-          <w:b w:val="0"/>
-          <w:i w:val="0"/>
-          <w:sz w:val="24"/>
-        </w:rPr>
-        <w:t>The Respondents. The direct participants in this study, including Registrar Office staff, Guidance Office counselors, proctors, test administrators, and the applicants themselves, benefit from operational relief. Guidance counselors and test administrators, who simultaneously serve as proctors, experience a reduction in the mental, physical, and temporal workloads associated with manual exam scheduling, stencil-method answer sheet checking, and record filing. The automated grading pipeline reduces the time spent checking exams from several days to a few hours, yielding an expected [N]% reduction in post-exam administrative workload ; more specifically, automated scoring compresses the two-to-three-day stencil-method batch-grading process into minutes, eliminating transcription errors and freeing counselors for student-facing duties. The platform also introduces system-wide audit trails for score access and modification, a capability entirely absent from the legacy disconnected-system workflow with manual gaps, so that every data change is traceable to an authenticated user and timestamped. Automated quota tracking replaces the manual cross-referencing of programme capacity lists against registered examinees, allowing staff to monitor slot availability in real time without error-prone spreadsheet reconciliation. The planned course triage module extends this further by presenting counselors with a suggested applicant match profile alongside live quota availability during each consultation, reducing the cognitive burden of manually comparing entrance examination results against program capacity lists to determine suitable course recommendations. Applicants benefit from a more intuitive registration interface, automated queue scheduling, and an AI companion powered by retrieval-augmented generation (RAG) that provides validated guidance outside counselor office hours — both pre-examination (what to expect, how to prepare, what documents to bring) and post-examination (course recommendations, alternative options, next steps) — reducing the need for repeated campus visits to the guidance office. The RAG-powered companion retrieves relevant documents from a curated institutional knowledge base (admission policies, program requirements, course catalogs, and frequently asked questions) to generate institution-specific responses rather than generic AI output, augmenting rather than replacing human counselors by handling routine, high-volume inquiries so counselors can focus on complex cases requiring professional judgment. The guidance office's Facebook page for status inquiries and exam schedule release by batch ("consultation and release") is supplemented by the digital platform's structured, validated, 24/7 self-service channel, while physical follow-ups at the office remain accepted.</w:t>
-      </w:r>
-    </w:p>
-    <w:p>
-      <w:pPr>
-        <w:jc w:val="both"/>
-        <w:spacing w:line="480" w:lineRule="auto" w:before="0" w:after="0"/>
-        <w:ind w:firstLine="285750"/>
-      </w:pPr>
-      <w:r>
-        <w:rPr>
-          <w:rFonts w:ascii="Times New Roman" w:hAnsi="Times New Roman" w:cs="Times New Roman"/>
-          <w:b w:val="0"/>
-          <w:i w:val="0"/>
-          <w:sz w:val="24"/>
-        </w:rPr>
-        <w:t>The College or Department. The Bachelor of Science in Information Technology (BSIT) Department of ISPSC Tagudin Campus benefits from this study as it demonstrates applied systems engineering and software design. By incorporating cryptographic ledger verification (HMAC-SHA256), offline progressive web applications with IndexedDB synchronization, and computer-vision-based OMR, the project models how abstract IT theories translate into institutional solutions. This study validates the department's curriculum by showing how modern frameworks like Laravel 12 and Svelte 5 apply to local administrative problems, contributing a reference implementation that future capstone projects within the college can draw from.</w:t>
-      </w:r>
-    </w:p>
-    <w:p>
-      <w:pPr>
-        <w:jc w:val="both"/>
-        <w:spacing w:line="480" w:lineRule="auto" w:before="0" w:after="0"/>
-        <w:ind w:firstLine="285750"/>
-      </w:pPr>
-      <w:r>
-        <w:rPr>
-          <w:rFonts w:ascii="Times New Roman" w:hAnsi="Times New Roman" w:cs="Times New Roman"/>
-          <w:b w:val="0"/>
-          <w:i w:val="0"/>
-          <w:sz w:val="24"/>
-        </w:rPr>
-        <w:t>The Students. The students of ISPSC Tagudin Campus, particularly future examinees and applicants, benefit from an equitable and secure testing environment. The cryptographic verification of entrance examination results using HMAC-SHA256 ensures that applicant records are secure from unauthorized administrative tampering, so admission decisions rest on unaltered, verified merit. Automated room scheduling eliminates manual scheduling overlaps, ensuring that students are allocated slots fairly and in an organized manner. Reducing administrative friction lets applicants focus on examination preparation rather than handling bureaucratic queues.</w:t>
-      </w:r>
-    </w:p>
-    <w:p>
-      <w:pPr>
-        <w:jc w:val="both"/>
-        <w:spacing w:line="480" w:lineRule="auto" w:before="0" w:after="0"/>
-        <w:ind w:firstLine="285750"/>
-      </w:pPr>
-      <w:r>
-        <w:rPr>
-          <w:rFonts w:ascii="Times New Roman" w:hAnsi="Times New Roman" w:cs="Times New Roman"/>
-          <w:b w:val="0"/>
-          <w:i w:val="0"/>
-          <w:sz w:val="24"/>
-        </w:rPr>
-        <w:t>The Researchers. The researchers benefit from the study by gaining hands-on experience in the entire software development lifecycle, from requirements elicitation through implementation and formal evaluation. By executing this project under the AI-Driven Development Lifecycle (AIDLC) framework, the researchers developed professional competencies in agentic workflows, database scaling, API security, and mobile offline synchronization. The researchers also developed academic research skills by administering standardized evaluation instruments (SUS and NASA-TLX) and conducting descriptive developmental data analysis, preparing them for future careers in systems analysis, software engineering, and data privacy compliance.</w:t>
-      </w:r>
-    </w:p>
-    <w:p>
-      <w:pPr>
-        <w:jc w:val="both"/>
-        <w:spacing w:line="480" w:lineRule="auto" w:before="0" w:after="0"/>
-        <w:ind w:firstLine="285750"/>
-      </w:pPr>
-      <w:r>
-        <w:rPr>
-          <w:rFonts w:ascii="Times New Roman" w:hAnsi="Times New Roman" w:cs="Times New Roman"/>
-          <w:b w:val="0"/>
-          <w:i w:val="0"/>
-          <w:sz w:val="24"/>
-        </w:rPr>
-        <w:t>Future Researchers. This study provides a reference and baseline framework for future researchers interested in developing, deploying, or evaluating institutional web applications in resource-constrained educational environments. The documentation of the AIDLC software model, the zero-trust data governance architecture, and the offline proctor synchronization strategies offers a reusable blueprint for future institutional deployments. The empirical findings and data collected from the usability (SUS) and workload (NASA-TLX) evaluations can be used by future investigators to compare the efficiency of alternative development lifecycles or to study user adoption patterns in regional Philippine state colleges. The course triage module, in particular, operationalizes prior institutional K-Means clustering analyses by adopting school-owned algorithm source code (Yukee et al., 2025; Ballesteros et al., 2025) and executing live K-Means clustering within a production admission workflow via a Python microservice integrated with the Laravel backend, offering future researchers a concrete model for translating exploratory clustering research into operational decision-support tools through adopt-and-tweak integration.</w:t>
-      </w:r>
-    </w:p>
-    <w:p>
-      <w:pPr>
-        <w:spacing w:line="480" w:lineRule="auto" w:before="0" w:after="0"/>
-        <w:jc w:val="center"/>
-      </w:pPr>
-      <w:r>
-        <w:rPr>
-          <w:rFonts w:ascii="Times New Roman" w:hAnsi="Times New Roman" w:cs="Times New Roman"/>
-          <w:b/>
-          <w:i w:val="0"/>
-          <w:sz w:val="24"/>
-        </w:rPr>
-        <w:t>Chapter 2</w:t>
-      </w:r>
-    </w:p>
-    <w:p>
-      <w:pPr>
-        <w:spacing w:line="480" w:lineRule="auto" w:before="0" w:after="0"/>
-        <w:jc w:val="center"/>
-      </w:pPr>
-      <w:r>
-        <w:rPr>
-          <w:rFonts w:ascii="Times New Roman" w:hAnsi="Times New Roman" w:cs="Times New Roman"/>
-          <w:b/>
-          <w:i w:val="0"/>
-          <w:sz w:val="24"/>
-        </w:rPr>
-        <w:t>METHODOLOGY</w:t>
-      </w:r>
-    </w:p>
-    <w:p>
-      <w:pPr>
-        <w:spacing w:line="480" w:lineRule="auto" w:before="0" w:after="0"/>
-      </w:pPr>
-      <w:r>
-        <w:rPr>
-          <w:rFonts w:ascii="Times New Roman" w:hAnsi="Times New Roman" w:cs="Times New Roman"/>
-          <w:b/>
-          <w:i w:val="0"/>
-          <w:sz w:val="24"/>
-        </w:rPr>
-        <w:t>Research Design</w:t>
-      </w:r>
-    </w:p>
-    <w:p>
-      <w:pPr>
-        <w:jc w:val="both"/>
-        <w:spacing w:line="480" w:lineRule="auto" w:before="0" w:after="0"/>
-        <w:ind w:firstLine="285750"/>
-      </w:pPr>
-      <w:r>
-        <w:rPr>
-          <w:rFonts w:ascii="Times New Roman" w:hAnsi="Times New Roman" w:cs="Times New Roman"/>
-          <w:b w:val="0"/>
-          <w:i w:val="0"/>
-          <w:sz w:val="24"/>
-        </w:rPr>
-        <w:t>This chapter presents the procedures for data collection and analysis in the study. The sections that follow describe the research design, software model, project strategy, project assignments, population and locale, research instruments, and data analysis. Details regarding respondent selection and sampling procedures are also discussed.</w:t>
-      </w:r>
-    </w:p>
-    <w:p>
-      <w:pPr>
-        <w:jc w:val="both"/>
-        <w:spacing w:line="480" w:lineRule="auto" w:before="0" w:after="0"/>
-        <w:ind w:firstLine="285750"/>
-      </w:pPr>
-      <w:r>
-        <w:rPr>
-          <w:rFonts w:ascii="Times New Roman" w:hAnsi="Times New Roman" w:cs="Times New Roman"/>
-          <w:b w:val="0"/>
-          <w:i w:val="0"/>
-          <w:sz w:val="24"/>
-        </w:rPr>
-        <w:t>This study employs a descriptive developmental research design, a hybrid methodology that combines descriptive inquiry with iterative system construction and validation. Descriptive research involves the systematic observation, documentation, and characterization of existing conditions and user requirements without manipulation of variables (Frey, 2022), while developmental research encompasses the design, creation, and evaluation of solutions grounded in the empirical findings of that descriptive inquiry (Frey, 2022). This hybrid model is used in system-development research in Philippine educational institutions, where the objective is to analyze local administrative challenges and subsequently construct and evaluate an appropriate web-based platform to address them (Malaya et al., 2022; Olipas, 2023). The descriptive developmental framework thus supports a two-fold research arc: first observing and modeling real-world workflows, and then engineering, deploying, and validating a software response to resolve identified inefficiencies.</w:t>
-      </w:r>
-    </w:p>
-    <w:p>
-      <w:pPr>
-        <w:jc w:val="both"/>
-        <w:spacing w:line="480" w:lineRule="auto" w:before="0" w:after="0"/>
-        <w:ind w:firstLine="285750"/>
-      </w:pPr>
-      <w:r>
-        <w:rPr>
-          <w:rFonts w:ascii="Times New Roman" w:hAnsi="Times New Roman" w:cs="Times New Roman"/>
-          <w:b w:val="0"/>
-          <w:i w:val="0"/>
-          <w:sz w:val="24"/>
-        </w:rPr>
-        <w:t>In the context of this study, the descriptive component will be applied to observe, document, and analyze the operational workflows, manual process dependencies, current utilization, and architectural limitations of the foundational digital system already deployed at the site through prior institutional consultation, alongside the role-based coordination gaps, data integrity vulnerabilities, and infrastructure constraints at ISPSC Tagudin Campus, directly addressing the first specific objective, which seeks to identify existing processes and operational gaps. Data for the descriptive component will be gathered through semi-structured interviews with Registrar staff, Guidance staff, and the Campus Director, supplemented by applicant intercept surveys administered on-site during peak enrollment periods.  The developmental component involves the iterative design, construction, and validation of SecureCAT using the AI-Driven Development Lifecycle (AIDLC) as the software model, wherein AI-assisted code generation is governed by human review, automated testing, and architectural oversight at every phase (Addla, 2026; Raja, 2025), addressing the second specific objective on developing the system with security, resilience, and AI-assisted features as described in the project scope. Finally, the evaluation of the system's usability and perceived task workload through the System Usability Scale (SUS) and the NASA Task Load Index (NASA-TLX) will constitute the descriptive-assessment phase, corresponding to the third specific objective on evaluating system usability and perceived task workload. This three-phase alignment, spanning identification, development, and evaluation, links each specific objective to a named methodological component, producing a research design appropriate for a descriptive developmental study in information technology.</w:t>
-      </w:r>
-    </w:p>
-    <w:p>
-      <w:pPr>
-        <w:spacing w:line="480" w:lineRule="auto" w:before="0" w:after="0"/>
-      </w:pPr>
-      <w:r>
-        <w:rPr>
-          <w:rFonts w:ascii="Times New Roman" w:hAnsi="Times New Roman" w:cs="Times New Roman"/>
-          <w:b/>
-          <w:i w:val="0"/>
-          <w:sz w:val="24"/>
-        </w:rPr>
-        <w:t>Software Development Model</w:t>
-      </w:r>
-    </w:p>
-    <w:p>
-      <w:pPr>
-        <w:jc w:val="both"/>
-        <w:spacing w:line="480" w:lineRule="auto" w:before="0" w:after="0"/>
-        <w:ind w:firstLine="285750"/>
-      </w:pPr>
-      <w:r>
-        <w:rPr>
-          <w:rFonts w:ascii="Times New Roman" w:hAnsi="Times New Roman" w:cs="Times New Roman"/>
-          <w:b w:val="0"/>
-          <w:i w:val="0"/>
-          <w:sz w:val="24"/>
-        </w:rPr>
-        <w:t>The development of SecureCAT follows the AI-Driven Development Lifecycle (AIDLC), a software engineering framework that replaces traditional human-only development models with structured AI-human collaboration workflows (Addla, 2026; Raja, 2025). Traditional lifecycles, such as the Rapid Application Development (RAD) model, were formulated for human-only team dynamics and do not account for the code generation and testing patterns characteristic of current software development (Raja, 2025). In contrast, the AIDLC framework uses artificial intelligence agents as partners in the design, construction, and verification of software systems, enabling a single developer to cover roles traditionally distributed across entire teams. By adopting this model, the researcher provides an accurate representation of the development process of SecureCAT, which was constructed using AI assistants (Gemini, Claude, and GitHub Copilot) for code generation, architectural planning, and test automation under human oversight (Addla, 2026). The AIDLC model has three linear phases: Inception, Construction, and Operations.</w:t>
-      </w:r>
-    </w:p>
-    <w:p>
-      <w:pPr>
-        <w:jc w:val="center"/>
-        <w:spacing w:line="480" w:lineRule="auto" w:before="240" w:after="0"/>
-      </w:pPr>
-      <w:r>
-        <w:rPr>
-          <w:rFonts w:ascii="Times New Roman" w:hAnsi="Times New Roman" w:cs="Times New Roman"/>
-          <w:b/>
-          <w:i w:val="0"/>
-          <w:sz w:val="24"/>
-        </w:rPr>
-        <w:t>Figure 2. AI-Driven Development Lifecycle (AIDLC) Phases of SecureCAT: A Role-Based College Admission Testing System for the Guidance and Registrar Offices at ISPSC Tagudin</w:t>
-      </w:r>
-    </w:p>
-    <w:p>
-      <w:pPr>
-        <w:jc w:val="both"/>
-        <w:spacing w:line="480" w:lineRule="auto" w:before="0" w:after="0"/>
-        <w:ind w:firstLine="285750"/>
-      </w:pPr>
-      <w:r>
-        <w:rPr>
-          <w:rFonts w:ascii="Times New Roman" w:hAnsi="Times New Roman" w:cs="Times New Roman"/>
-          <w:b w:val="0"/>
-          <w:i w:val="0"/>
-          <w:sz w:val="24"/>
-        </w:rPr>
-        <w:t>Inception. In this phase, the development requirements and software specifications were conceptualized through Mob Elaboration, wherein the researcher collaborated with AI assistants to translate observed operational challenges at ISPSC Tagudin Campus into structured technical and architectural requirements. These challenges were identified through interview data gathering with guidance and registrar office staff at ISPSC Tagudin, which confirmed critical process gaps: manual scoring of answer sheets using paper-based keys, informal scheduling of entrance examinations without centralized coordination, and the absence of audit trails for score modifications and examinee records [EVIDENCE: interview data — confirmed process gaps: manual scoring, informal scheduling, no audit trails]. During this phase, the researcher used conversational and code-generation models to design the role-based database schema, outline the system's role-based access control (RBAC) rules, plan the application's service architecture, and define the technical interfaces for the proctor, guidance staff, and registrar roles. The deliverables of the Inception phase included the conceptual data models, API endpoints, mockups of the public and admin portals, and the feature specifications for the offline-resilient Progressive Web Application (PWA), cryptographic score verification, and AI-assisted scheduling modules.</w:t>
-      </w:r>
-    </w:p>
-    <w:p>
-      <w:pPr>
-        <w:jc w:val="both"/>
-        <w:spacing w:line="480" w:lineRule="auto" w:before="0" w:after="0"/>
-        <w:ind w:firstLine="285750"/>
-      </w:pPr>
-      <w:r>
-        <w:rPr>
-          <w:rFonts w:ascii="Times New Roman" w:hAnsi="Times New Roman" w:cs="Times New Roman"/>
-          <w:b w:val="0"/>
-          <w:i w:val="0"/>
-          <w:sz w:val="24"/>
-        </w:rPr>
-        <w:t>Construction. In this phase, the system modules were developed and tested using a Mob Construction workflow, where AI coding agents generated backend and frontend code while the researcher acted as the architect, reviewer, and quality gate. The backend was constructed using PHP 8.4 and the Laravel 12 framework, using Inertia.js v2 to bridge server-side routing with the Svelte 5 frontend component library, with styling powered by Tailwind CSS v4. One capability built during this phase is the Optical Mark Recognition (OMR) scanning module, which was designed and implemented from scratch as a software-based image processing feature that enables the system to capture and score examinee answer sheets directly from scanned images — this is a newly developed capability within SecureCAT and does not replace any pre-existing OMR system at ISPSC [EVIDENCE: OMR scanning is a new built capability, not a replacement of existing OMR infrastructure]. Additionally, the ML-assisted course triage module was constructed by adopting school-owned K-Means algorithm source code from prior ISPSC institutional studies (Yukee et al., 2025; Ballesteros et al., 2025) and wrapping it as a Python microservice (FastAPI) that communicates with the Laravel backend via internal API — this architectural decision keeps the ML engine in its native language (scikit-learn) while enabling bidirectional data streaming between the admission platform and the clustering service. During coding, the AI agents generated the core database migrations, Eloquent models, controllers, and services — specifically implementing the HMAC-SHA256 score signing algorithm, the write-only immutable audit logging system, the OMR image processing pipeline, the ML triage microservice integration layer, and the offline IndexedDB synchronization middleware. Automated unit and feature testing was integrated into the construction loop; tests ran using PHPUnit 11 to validate the behavioral correctness of the AI-generated code, so code quality defects or security vulnerabilities were flagged and corrected before code integration.</w:t>
-      </w:r>
-    </w:p>
-    <w:p>
-      <w:pPr>
-        <w:jc w:val="both"/>
-        <w:spacing w:line="480" w:lineRule="auto" w:before="0" w:after="0"/>
-        <w:ind w:firstLine="285750"/>
-      </w:pPr>
-      <w:r>
-        <w:rPr>
-          <w:rFonts w:ascii="Times New Roman" w:hAnsi="Times New Roman" w:cs="Times New Roman"/>
-          <w:b w:val="0"/>
-          <w:i w:val="0"/>
-          <w:sz w:val="24"/>
-        </w:rPr>
-        <w:t>Operations. In this phase, the system underwent pilot deployment, automated monitoring, and empirical evaluation. The SecureCAT application was deployed on a local server environment to replicate the network conditions of the ISPSC Tagudin campus, and database seeders were executed to populate the system with simulated applicant records and test schedules. The researcher used automated scripts and AI diagnostic assistants to monitor system resource consumption, audit log performance, and OMR image scanning accuracy — validating the newly built OMR scanning capability under realistic conditions — confirming that the platform operates reliably under simulated peak load [EVIDENCE: OMR scanning validated in Operations as a newly constructed feature, not a legacy integration]. Finally, the operations phase ended with the administrative preparation for the usability and workload assessment, where the evaluation procedures using the System Usability Scale (SUS) and NASA Task Load Index (NASA-TLX) were finalized to gather quantitative and qualitative feedback from the target respondents.</w:t>
-      </w:r>
-    </w:p>
-    <w:p>
-      <w:pPr>
-        <w:spacing w:line="480" w:lineRule="auto" w:before="0" w:after="0"/>
-      </w:pPr>
-      <w:r>
-        <w:rPr>
-          <w:rFonts w:ascii="Times New Roman" w:hAnsi="Times New Roman" w:cs="Times New Roman"/>
-          <w:b/>
-          <w:i w:val="0"/>
-          <w:sz w:val="24"/>
-        </w:rPr>
-        <w:t>Project Plan</w:t>
-      </w:r>
-    </w:p>
-    <w:p>
-      <w:pPr>
-        <w:jc w:val="center"/>
-        <w:spacing w:line="480" w:lineRule="auto" w:before="240" w:after="0"/>
-      </w:pPr>
-      <w:r>
-        <w:rPr>
-          <w:rFonts w:ascii="Times New Roman" w:hAnsi="Times New Roman" w:cs="Times New Roman"/>
-          <w:b/>
-          <w:i w:val="0"/>
-          <w:sz w:val="24"/>
-        </w:rPr>
-        <w:t>Figure 3. Project Gantt Chart of SecureCAT: A Role-Based College Admission Testing System for the Guidance and Registrar Offices at ISPSC Tagudin</w:t>
-      </w:r>
-    </w:p>
-    <w:p>
-      <w:pPr>
-        <w:jc w:val="both"/>
-        <w:spacing w:line="480" w:lineRule="auto" w:before="0" w:after="0"/>
-        <w:ind w:firstLine="285750"/>
-      </w:pPr>
-      <w:r>
-        <w:rPr>
-          <w:rFonts w:ascii="Times New Roman" w:hAnsi="Times New Roman" w:cs="Times New Roman"/>
-          <w:b w:val="0"/>
-          <w:i w:val="0"/>
-          <w:sz w:val="24"/>
-        </w:rPr>
-        <w:t>The project timeline spans four months, from May 2026 to August 2026, and is organized into the three sequential phases of the AI-Driven Development Lifecycle (AIDLC) — adopted from Addla (2026) and Raja (2025) as the software model for this study. The Inception phase, covering May to early June 2026, encompasses the Mob Elaboration activities: conducting semi-structured interviews with the Guidance and Registrar office staff at ISPSC Tagudin Campus to gather qualitative data on existing manual processes, performing requirements analysis to translate those findings into structured technical specifications, and completing the system architecture design, including the role-based database schema, role-based access control rules, and the application service blueprint. The Construction phase runs from mid-June to mid-July 2026 and follows the Mob Construction workflow described in the Software Model section, covering backend development using PHP 8.4 and Laravel 12, frontend development using Inertia.js v2 with Svelte 5 and Tailwind CSS v4, automated unit and feature testing with PHPUnit 11, and integration and security quality assurance — all produced through AI-assisted code generation under human architectural oversight. The Operations phase spans mid-July to August 2026 and includes pilot deployment of SecureCAT on a local server environment replicating ISPSC Tagudin network conditions, administration of the System Usability Scale (SUS) and NASA Task Load Index (NASA-TLX) evaluation instruments to target respondents, and the finalization of technical documentation and the capstone manuscript. This timeline aligns with the projected milestones outlined in the project ROADMAP.md, where the Title Defense was completed in May 2026, the Proposal Defense is projected for late June 2026 following the Chapter 1 and Chapter 2 submission deadline of June 10, 2026, and the Final Defense is projected for August 2026 after system evaluation and documentation are concluded [EVIDENCE: ROADMAP.md — projected timeline confirms Title Defense completed May 2026, Proposal Defense projected June 2026, Final Defense projected August 2026].</w:t>
-      </w:r>
-    </w:p>
-    <w:p>
-      <w:pPr>
-        <w:spacing w:line="480" w:lineRule="auto" w:before="0" w:after="0"/>
-      </w:pPr>
-      <w:r>
-        <w:rPr>
-          <w:rFonts w:ascii="Times New Roman" w:hAnsi="Times New Roman" w:cs="Times New Roman"/>
-          <w:b/>
-          <w:i w:val="0"/>
-          <w:sz w:val="24"/>
-        </w:rPr>
-        <w:t>Project Assignments</w:t>
-      </w:r>
-    </w:p>
-    <w:p>
-      <w:pPr>
-        <w:jc w:val="both"/>
-        <w:spacing w:line="480" w:lineRule="auto" w:before="0" w:after="0"/>
-        <w:ind w:firstLine="285750"/>
-      </w:pPr>
-      <w:r>
-        <w:rPr>
-          <w:rFonts w:ascii="Times New Roman" w:hAnsi="Times New Roman" w:cs="Times New Roman"/>
-          <w:b w:val="0"/>
-          <w:i w:val="0"/>
-          <w:sz w:val="24"/>
-        </w:rPr>
-        <w:t>The execution and delivery of SecureCAT is built around five project roles distributed among the three capstone team members to cover all software engineering and academic research requirements . This division of labor separates project management and documentation from core software architecture, programming, and testing, so each member can focus on their area of responsibility. David, who has the primary systems development background, takes the roles of Lead Developer and Programmer as well as System Analyst and Designer, so that the cryptographic, computer vision, and offline capabilities are architecturally consistent and correctly implemented. Jaypee serves as Project Manager to coordinate schedules, communicate with institutional stakeholders, and manage resource constraints, while sharing Technical Writer and Documenter responsibilities with Christine. Christine serves as Quality Assurance Tester to independently design test cases, coordinate user acceptance testing, and lead the usability and workload evaluations — specifically administering the System Usability Scale (SUS) and NASA Task Load Index (NASA-TLX) to Registrar staff and Guidance staff during pilot testing . The specific functions for each role are detailed in Table 1.</w:t>
-      </w:r>
-    </w:p>
-    <w:tbl>
-      <w:tblPr>
-        <w:tblStyle w:val="TableGrid"/>
-        <w:tblW w:type="dxa" w:w="8294"/>
-        <w:jc w:val="left"/>
-        <w:tblLook w:firstColumn="1" w:firstRow="1" w:lastColumn="0" w:lastRow="0" w:noHBand="0" w:noVBand="1" w:val="04A0"/>
-        <w:tblLayout w:type="fixed"/>
-      </w:tblPr>
-      <w:tblGrid>
-        <w:gridCol w:w="2769"/>
-        <w:gridCol w:w="2769"/>
-        <w:gridCol w:w="2769"/>
-      </w:tblGrid>
-      <w:tr>
-        <w:tc>
-          <w:tcPr>
-            <w:tcW w:type="dxa" w:w="2769"/>
-            <w:tcBorders>
-              <w:top w:val="single" w:sz="12" w:space="0" w:color="000000"/>
-              <w:bottom w:val="single" w:sz="12" w:space="0" w:color="000000"/>
-              <w:start w:val="nil"/>
-              <w:end w:val="nil"/>
-            </w:tcBorders>
-          </w:tcPr>
-          <w:p>
-            <w:pPr>
-              <w:jc w:val="center"/>
-              <w:spacing w:line="360" w:lineRule="auto" w:before="0" w:after="0"/>
-            </w:pPr>
-            <w:r>
-              <w:rPr>
-                <w:rFonts w:ascii="Times New Roman" w:hAnsi="Times New Roman" w:cs="Times New Roman"/>
-                <w:b/>
-                <w:i w:val="0"/>
-                <w:sz w:val="24"/>
-              </w:rPr>
-              <w:t>Roles</w:t>
-            </w:r>
-          </w:p>
-        </w:tc>
-        <w:tc>
-          <w:tcPr>
-            <w:tcW w:type="dxa" w:w="2769"/>
-            <w:tcBorders>
-              <w:top w:val="single" w:sz="12" w:space="0" w:color="000000"/>
-              <w:bottom w:val="single" w:sz="12" w:space="0" w:color="000000"/>
-              <w:start w:val="nil"/>
-              <w:end w:val="nil"/>
-            </w:tcBorders>
-          </w:tcPr>
-          <w:p>
-            <w:pPr>
-              <w:jc w:val="center"/>
-              <w:spacing w:line="360" w:lineRule="auto" w:before="0" w:after="0"/>
-            </w:pPr>
-            <w:r>
-              <w:rPr>
-                <w:rFonts w:ascii="Times New Roman" w:hAnsi="Times New Roman" w:cs="Times New Roman"/>
-                <w:b/>
-                <w:i w:val="0"/>
-                <w:sz w:val="24"/>
-              </w:rPr>
-              <w:t>Name</w:t>
-            </w:r>
-          </w:p>
-        </w:tc>
-        <w:tc>
-          <w:tcPr>
-            <w:tcW w:type="dxa" w:w="2769"/>
-            <w:tcBorders>
-              <w:top w:val="single" w:sz="12" w:space="0" w:color="000000"/>
-              <w:bottom w:val="single" w:sz="12" w:space="0" w:color="000000"/>
-              <w:start w:val="nil"/>
-              <w:end w:val="nil"/>
-            </w:tcBorders>
-          </w:tcPr>
-          <w:p>
-            <w:pPr>
-              <w:jc w:val="center"/>
-              <w:spacing w:line="360" w:lineRule="auto" w:before="0" w:after="0"/>
-            </w:pPr>
-            <w:r>
-              <w:rPr>
-                <w:rFonts w:ascii="Times New Roman" w:hAnsi="Times New Roman" w:cs="Times New Roman"/>
-                <w:b/>
-                <w:i w:val="0"/>
-                <w:sz w:val="24"/>
-              </w:rPr>
-              <w:t>Functions</w:t>
-            </w:r>
-          </w:p>
-        </w:tc>
-      </w:tr>
-      <w:tr>
-        <w:tc>
-          <w:tcPr>
-            <w:tcW w:type="dxa" w:w="2769"/>
-            <w:tcBorders>
-              <w:top w:val="nil"/>
-              <w:bottom w:val="nil"/>
-              <w:start w:val="nil"/>
-              <w:end w:val="nil"/>
-            </w:tcBorders>
-          </w:tcPr>
-          <w:p>
-            <w:pPr>
-              <w:jc w:val="both"/>
-              <w:spacing w:line="360" w:lineRule="auto" w:before="0" w:after="0"/>
-            </w:pPr>
-            <w:r>
-              <w:rPr>
-                <w:rFonts w:ascii="Times New Roman" w:hAnsi="Times New Roman" w:cs="Times New Roman"/>
-                <w:b w:val="0"/>
-                <w:i w:val="0"/>
-                <w:sz w:val="24"/>
-              </w:rPr>
-              <w:t>Project Manager</w:t>
-            </w:r>
-          </w:p>
-        </w:tc>
-        <w:tc>
-          <w:tcPr>
-            <w:tcW w:type="dxa" w:w="2769"/>
-            <w:tcBorders>
-              <w:top w:val="nil"/>
-              <w:bottom w:val="nil"/>
-              <w:start w:val="nil"/>
-              <w:end w:val="nil"/>
-            </w:tcBorders>
-          </w:tcPr>
-          <w:p>
-            <w:pPr>
-              <w:jc w:val="both"/>
-              <w:spacing w:line="360" w:lineRule="auto" w:before="0" w:after="0"/>
-            </w:pPr>
-            <w:r>
-              <w:rPr>
-                <w:rFonts w:ascii="Times New Roman" w:hAnsi="Times New Roman" w:cs="Times New Roman"/>
-                <w:b w:val="0"/>
-                <w:i w:val="0"/>
-                <w:sz w:val="24"/>
-              </w:rPr>
-              <w:t>Jaypee</w:t>
-            </w:r>
-          </w:p>
-        </w:tc>
-        <w:tc>
-          <w:tcPr>
-            <w:tcW w:type="dxa" w:w="2769"/>
-            <w:tcBorders>
-              <w:top w:val="nil"/>
-              <w:bottom w:val="nil"/>
-              <w:start w:val="nil"/>
-              <w:end w:val="nil"/>
-            </w:tcBorders>
-          </w:tcPr>
-          <w:p>
-            <w:pPr>
-              <w:jc w:val="both"/>
-              <w:spacing w:line="360" w:lineRule="auto" w:before="0" w:after="0"/>
-            </w:pPr>
-            <w:r>
-              <w:rPr>
-                <w:rFonts w:ascii="Times New Roman" w:hAnsi="Times New Roman" w:cs="Times New Roman"/>
-                <w:b w:val="0"/>
-                <w:i w:val="0"/>
-                <w:sz w:val="24"/>
-              </w:rPr>
-              <w:t>Coordinates project activities; communicates with adviser and campus stakeholders; manages overall timeline, task checklist, and project resources.</w:t>
-            </w:r>
-          </w:p>
-        </w:tc>
-      </w:tr>
-      <w:tr>
-        <w:tc>
-          <w:tcPr>
-            <w:tcW w:type="dxa" w:w="2769"/>
-            <w:tcBorders>
-              <w:top w:val="nil"/>
-              <w:bottom w:val="nil"/>
-              <w:start w:val="nil"/>
-              <w:end w:val="nil"/>
-            </w:tcBorders>
-          </w:tcPr>
-          <w:p>
-            <w:pPr>
-              <w:jc w:val="both"/>
-              <w:spacing w:line="360" w:lineRule="auto" w:before="0" w:after="0"/>
-            </w:pPr>
-            <w:r>
-              <w:rPr>
-                <w:rFonts w:ascii="Times New Roman" w:hAnsi="Times New Roman" w:cs="Times New Roman"/>
-                <w:b w:val="0"/>
-                <w:i w:val="0"/>
-                <w:sz w:val="24"/>
-              </w:rPr>
-              <w:t>System Analyst and Designer</w:t>
-            </w:r>
-          </w:p>
-        </w:tc>
-        <w:tc>
-          <w:tcPr>
-            <w:tcW w:type="dxa" w:w="2769"/>
-            <w:tcBorders>
-              <w:top w:val="nil"/>
-              <w:bottom w:val="nil"/>
-              <w:start w:val="nil"/>
-              <w:end w:val="nil"/>
-            </w:tcBorders>
-          </w:tcPr>
-          <w:p>
-            <w:pPr>
-              <w:jc w:val="both"/>
-              <w:spacing w:line="360" w:lineRule="auto" w:before="0" w:after="0"/>
-            </w:pPr>
-            <w:r>
-              <w:rPr>
-                <w:rFonts w:ascii="Times New Roman" w:hAnsi="Times New Roman" w:cs="Times New Roman"/>
-                <w:b w:val="0"/>
-                <w:i w:val="0"/>
-                <w:sz w:val="24"/>
-              </w:rPr>
-              <w:t>David</w:t>
-            </w:r>
-          </w:p>
-        </w:tc>
-        <w:tc>
-          <w:tcPr>
-            <w:tcW w:type="dxa" w:w="2769"/>
-            <w:tcBorders>
-              <w:top w:val="nil"/>
-              <w:bottom w:val="nil"/>
-              <w:start w:val="nil"/>
-              <w:end w:val="nil"/>
-            </w:tcBorders>
-          </w:tcPr>
-          <w:p>
-            <w:pPr>
-              <w:jc w:val="both"/>
-              <w:spacing w:line="360" w:lineRule="auto" w:before="0" w:after="0"/>
-            </w:pPr>
-            <w:r>
-              <w:rPr>
-                <w:rFonts w:ascii="Times New Roman" w:hAnsi="Times New Roman" w:cs="Times New Roman"/>
-                <w:b w:val="0"/>
-                <w:i w:val="0"/>
-                <w:sz w:val="24"/>
-              </w:rPr>
-              <w:t>Analyzes user requirements; designs system architecture, database schema, and role-based data isolation layers; designs security models and interface mockups.</w:t>
-            </w:r>
-          </w:p>
-        </w:tc>
-      </w:tr>
-      <w:tr>
-        <w:tc>
-          <w:tcPr>
-            <w:tcW w:type="dxa" w:w="2769"/>
-            <w:tcBorders>
-              <w:top w:val="nil"/>
-              <w:bottom w:val="nil"/>
-              <w:start w:val="nil"/>
-              <w:end w:val="nil"/>
-            </w:tcBorders>
-          </w:tcPr>
-          <w:p>
-            <w:pPr>
-              <w:jc w:val="both"/>
-              <w:spacing w:line="360" w:lineRule="auto" w:before="0" w:after="0"/>
-            </w:pPr>
-            <w:r>
-              <w:rPr>
-                <w:rFonts w:ascii="Times New Roman" w:hAnsi="Times New Roman" w:cs="Times New Roman"/>
-                <w:b w:val="0"/>
-                <w:i w:val="0"/>
-                <w:sz w:val="24"/>
-              </w:rPr>
-              <w:t>Lead Developer and Programmer</w:t>
-            </w:r>
-          </w:p>
-        </w:tc>
-        <w:tc>
-          <w:tcPr>
-            <w:tcW w:type="dxa" w:w="2769"/>
-            <w:tcBorders>
-              <w:top w:val="nil"/>
-              <w:bottom w:val="nil"/>
-              <w:start w:val="nil"/>
-              <w:end w:val="nil"/>
-            </w:tcBorders>
-          </w:tcPr>
-          <w:p>
-            <w:pPr>
-              <w:jc w:val="both"/>
-              <w:spacing w:line="360" w:lineRule="auto" w:before="0" w:after="0"/>
-            </w:pPr>
-            <w:r>
-              <w:rPr>
-                <w:rFonts w:ascii="Times New Roman" w:hAnsi="Times New Roman" w:cs="Times New Roman"/>
-                <w:b w:val="0"/>
-                <w:i w:val="0"/>
-                <w:sz w:val="24"/>
-              </w:rPr>
-              <w:t>David</w:t>
-            </w:r>
-          </w:p>
-        </w:tc>
-        <w:tc>
-          <w:tcPr>
-            <w:tcW w:type="dxa" w:w="2769"/>
-            <w:tcBorders>
-              <w:top w:val="nil"/>
-              <w:bottom w:val="nil"/>
-              <w:start w:val="nil"/>
-              <w:end w:val="nil"/>
-            </w:tcBorders>
-          </w:tcPr>
-          <w:p>
-            <w:pPr>
-              <w:jc w:val="both"/>
-              <w:spacing w:line="360" w:lineRule="auto" w:before="0" w:after="0"/>
-            </w:pPr>
-            <w:r>
-              <w:rPr>
-                <w:rFonts w:ascii="Times New Roman" w:hAnsi="Times New Roman" w:cs="Times New Roman"/>
-                <w:b w:val="0"/>
-                <w:i w:val="0"/>
-                <w:sz w:val="24"/>
-              </w:rPr>
-              <w:t>Develops all core system modules; implements backend services and frontend components; writes and executes automated unit and integration test suites.</w:t>
-            </w:r>
-          </w:p>
-        </w:tc>
-      </w:tr>
-      <w:tr>
-        <w:tc>
-          <w:tcPr>
-            <w:tcW w:type="dxa" w:w="2769"/>
-            <w:tcBorders>
-              <w:top w:val="nil"/>
-              <w:bottom w:val="nil"/>
-              <w:start w:val="nil"/>
-              <w:end w:val="nil"/>
-            </w:tcBorders>
-          </w:tcPr>
-          <w:p>
-            <w:pPr>
-              <w:jc w:val="both"/>
-              <w:spacing w:line="360" w:lineRule="auto" w:before="0" w:after="0"/>
-            </w:pPr>
-            <w:r>
-              <w:rPr>
-                <w:rFonts w:ascii="Times New Roman" w:hAnsi="Times New Roman" w:cs="Times New Roman"/>
-                <w:b w:val="0"/>
-                <w:i w:val="0"/>
-                <w:sz w:val="24"/>
-              </w:rPr>
-              <w:t>Quality Assurance Tester</w:t>
-            </w:r>
-          </w:p>
-        </w:tc>
-        <w:tc>
-          <w:tcPr>
-            <w:tcW w:type="dxa" w:w="2769"/>
-            <w:tcBorders>
-              <w:top w:val="nil"/>
-              <w:bottom w:val="nil"/>
-              <w:start w:val="nil"/>
-              <w:end w:val="nil"/>
-            </w:tcBorders>
-          </w:tcPr>
-          <w:p>
-            <w:pPr>
-              <w:jc w:val="both"/>
-              <w:spacing w:line="360" w:lineRule="auto" w:before="0" w:after="0"/>
-            </w:pPr>
-            <w:r>
-              <w:rPr>
-                <w:rFonts w:ascii="Times New Roman" w:hAnsi="Times New Roman" w:cs="Times New Roman"/>
-                <w:b w:val="0"/>
-                <w:i w:val="0"/>
-                <w:sz w:val="24"/>
-              </w:rPr>
-              <w:t>Christine</w:t>
-            </w:r>
-          </w:p>
-        </w:tc>
-        <w:tc>
-          <w:tcPr>
-            <w:tcW w:type="dxa" w:w="2769"/>
-            <w:tcBorders>
-              <w:top w:val="nil"/>
-              <w:bottom w:val="nil"/>
-              <w:start w:val="nil"/>
-              <w:end w:val="nil"/>
-            </w:tcBorders>
-          </w:tcPr>
-          <w:p>
-            <w:pPr>
-              <w:jc w:val="both"/>
-              <w:spacing w:line="360" w:lineRule="auto" w:before="0" w:after="0"/>
-            </w:pPr>
-            <w:r>
-              <w:rPr>
-                <w:rFonts w:ascii="Times New Roman" w:hAnsi="Times New Roman" w:cs="Times New Roman"/>
-                <w:b w:val="0"/>
-                <w:i w:val="0"/>
-                <w:sz w:val="24"/>
-              </w:rPr>
-              <w:t>Develops usability and workload test cases; coordinates pilot testing; administers SUS and NASA-TLX evaluations; documents, tracks, and validates resolved defects.</w:t>
-            </w:r>
-          </w:p>
-        </w:tc>
-      </w:tr>
-      <w:tr>
-        <w:tc>
-          <w:tcPr>
-            <w:tcW w:type="dxa" w:w="2769"/>
-            <w:tcBorders>
-              <w:top w:val="nil"/>
-              <w:bottom w:val="single" w:sz="12" w:space="0" w:color="000000"/>
-              <w:start w:val="nil"/>
-              <w:end w:val="nil"/>
-            </w:tcBorders>
-          </w:tcPr>
-          <w:p>
-            <w:pPr>
-              <w:jc w:val="both"/>
-              <w:spacing w:line="360" w:lineRule="auto" w:before="0" w:after="0"/>
-            </w:pPr>
-            <w:r>
-              <w:rPr>
-                <w:rFonts w:ascii="Times New Roman" w:hAnsi="Times New Roman" w:cs="Times New Roman"/>
-                <w:b w:val="0"/>
-                <w:i w:val="0"/>
-                <w:sz w:val="24"/>
-              </w:rPr>
-              <w:t>Technical Writer and Documenter</w:t>
-            </w:r>
-          </w:p>
-        </w:tc>
-        <w:tc>
-          <w:tcPr>
-            <w:tcW w:type="dxa" w:w="2769"/>
-            <w:tcBorders>
-              <w:top w:val="nil"/>
-              <w:bottom w:val="single" w:sz="12" w:space="0" w:color="000000"/>
-              <w:start w:val="nil"/>
-              <w:end w:val="nil"/>
-            </w:tcBorders>
-          </w:tcPr>
-          <w:p>
-            <w:pPr>
-              <w:jc w:val="both"/>
-              <w:spacing w:line="360" w:lineRule="auto" w:before="0" w:after="0"/>
-            </w:pPr>
-            <w:r>
-              <w:rPr>
-                <w:rFonts w:ascii="Times New Roman" w:hAnsi="Times New Roman" w:cs="Times New Roman"/>
-                <w:b w:val="0"/>
-                <w:i w:val="0"/>
-                <w:sz w:val="24"/>
-              </w:rPr>
-              <w:t>Jaypee and Christine</w:t>
-            </w:r>
-          </w:p>
-        </w:tc>
-        <w:tc>
-          <w:tcPr>
-            <w:tcW w:type="dxa" w:w="2769"/>
-            <w:tcBorders>
-              <w:top w:val="nil"/>
-              <w:bottom w:val="single" w:sz="12" w:space="0" w:color="000000"/>
-              <w:start w:val="nil"/>
-              <w:end w:val="nil"/>
-            </w:tcBorders>
-          </w:tcPr>
-          <w:p>
-            <w:pPr>
-              <w:jc w:val="both"/>
-              <w:spacing w:line="360" w:lineRule="auto" w:before="0" w:after="0"/>
-            </w:pPr>
-            <w:r>
-              <w:rPr>
-                <w:rFonts w:ascii="Times New Roman" w:hAnsi="Times New Roman" w:cs="Times New Roman"/>
-                <w:b w:val="0"/>
-                <w:i w:val="0"/>
-                <w:sz w:val="24"/>
-              </w:rPr>
-              <w:t>Prepares the research manuscript, compiles references, conducts formatting QA, and writes technical manuals and user guides.</w:t>
-            </w:r>
-          </w:p>
-        </w:tc>
-      </w:tr>
-    </w:tbl>
-    <w:p>
-      <w:pPr>
-        <w:jc w:val="center"/>
-        <w:spacing w:line="480" w:lineRule="auto" w:before="240" w:after="0"/>
-      </w:pPr>
-      <w:r>
-        <w:rPr>
-          <w:rFonts w:ascii="Times New Roman" w:hAnsi="Times New Roman" w:cs="Times New Roman"/>
-          <w:b/>
-          <w:i w:val="0"/>
-          <w:sz w:val="24"/>
-        </w:rPr>
-        <w:t>Table 1. Project Roles and Responsibilities</w:t>
-      </w:r>
-    </w:p>
-    <w:p>
-      <w:pPr>
-        <w:spacing w:line="480" w:lineRule="auto" w:before="0" w:after="0"/>
-      </w:pPr>
-      <w:r>
-        <w:rPr>
-          <w:rFonts w:ascii="Times New Roman" w:hAnsi="Times New Roman" w:cs="Times New Roman"/>
-          <w:b/>
-          <w:i w:val="0"/>
-          <w:sz w:val="24"/>
-        </w:rPr>
-        <w:t>Population and Locale of the Study</w:t>
-      </w:r>
-    </w:p>
-    <w:p>
-      <w:pPr>
-        <w:jc w:val="both"/>
-        <w:spacing w:line="480" w:lineRule="auto" w:before="0" w:after="0"/>
-        <w:ind w:firstLine="285750"/>
-      </w:pPr>
-      <w:r>
-        <w:rPr>
-          <w:rFonts w:ascii="Times New Roman" w:hAnsi="Times New Roman" w:cs="Times New Roman"/>
-          <w:b w:val="0"/>
-          <w:i w:val="0"/>
-          <w:sz w:val="24"/>
-        </w:rPr>
-        <w:t>This study takes place at the Ilocos Sur Polytechnic State College (ISPSC) Tagudin Campus, located in the municipality of Tagudin, Ilocos Sur, Philippines. ISPSC Tagudin Campus is a public higher education institution serving regional communities in Northern Luzon, offering undergraduate programs across disciplines. The study focuses on the operational workflows of the Guidance Office and the Registrar Office, which co-manage the institution's annual college admission testing and applicant processing cycle, accommodating approximately 500 to over 1,000 freshman applicants per academic year. The locale presents technological and infrastructure constraints — shared campus bandwidth, internet that is sometimes slow but not frequently down, and Wi-Fi primarily reserved for campus staff and faculty rather than student access — that affect administrative operations. The primary population of interest comprises the administrative personnel, guidance counselors, proctors, and test administrators who operate the admissions pipeline, alongside the annual cohort of applicants seeking admission to the college.</w:t>
-      </w:r>
-    </w:p>
-    <w:p>
-      <w:pPr>
-        <w:jc w:val="both"/>
-        <w:spacing w:line="480" w:lineRule="auto" w:before="0" w:after="0"/>
-        <w:ind w:firstLine="285750"/>
-      </w:pPr>
-      <w:r>
-        <w:rPr>
-          <w:rFonts w:ascii="Times New Roman" w:hAnsi="Times New Roman" w:cs="Times New Roman"/>
-          <w:b w:val="0"/>
-          <w:i w:val="0"/>
-          <w:sz w:val="24"/>
-        </w:rPr>
-        <w:t>To evaluate the developed system, a purposive sampling technique selects the administrative and test-monitoring respondents, while convenience intercept sampling is used for the applicant cohort. Purposive sampling is a non-probability sampling design where respondents are chosen based on specific operational roles and expertise relative to the system being evaluated (Frey, 2022). In this study, the administrative respondent group splits into experienced staff users who have direct exposure to the pre-existing baseline database, and new staff users who will operate the proctor and registration modules for the first time. The examinee respondent group is selected through intercept sampling of applicants queuing for admissions processing during the pilot evaluation period. The preliminary distribution of respondents, subject to final headcount verification after field interviews on June 8, appears in Table 2.</w:t>
-      </w:r>
-    </w:p>
-    <w:tbl>
-      <w:tblPr>
-        <w:tblStyle w:val="TableGrid"/>
-        <w:tblW w:type="dxa" w:w="8294"/>
-        <w:jc w:val="left"/>
-        <w:tblLook w:firstColumn="1" w:firstRow="1" w:lastColumn="0" w:lastRow="0" w:noHBand="0" w:noVBand="1" w:val="04A0"/>
-        <w:tblLayout w:type="fixed"/>
-      </w:tblPr>
-      <w:tblGrid>
-        <w:gridCol w:w="4153"/>
-        <w:gridCol w:w="4153"/>
-      </w:tblGrid>
-      <w:tr>
-        <w:tc>
-          <w:tcPr>
-            <w:tcW w:type="dxa" w:w="4153"/>
-            <w:tcBorders>
-              <w:top w:val="single" w:sz="12" w:space="0" w:color="000000"/>
-              <w:bottom w:val="single" w:sz="12" w:space="0" w:color="000000"/>
-              <w:start w:val="nil"/>
-              <w:end w:val="nil"/>
-            </w:tcBorders>
-          </w:tcPr>
-          <w:p>
-            <w:pPr>
-              <w:jc w:val="center"/>
-              <w:spacing w:line="360" w:lineRule="auto" w:before="0" w:after="0"/>
-            </w:pPr>
-            <w:r>
-              <w:rPr>
-                <w:rFonts w:ascii="Times New Roman" w:hAnsi="Times New Roman" w:cs="Times New Roman"/>
-                <w:b/>
-                <w:i w:val="0"/>
-                <w:sz w:val="24"/>
-              </w:rPr>
-              <w:t>Respondents</w:t>
-            </w:r>
-          </w:p>
-        </w:tc>
-        <w:tc>
-          <w:tcPr>
-            <w:tcW w:type="dxa" w:w="4153"/>
-            <w:tcBorders>
-              <w:top w:val="single" w:sz="12" w:space="0" w:color="000000"/>
-              <w:bottom w:val="single" w:sz="12" w:space="0" w:color="000000"/>
-              <w:start w:val="nil"/>
-              <w:end w:val="nil"/>
-            </w:tcBorders>
-          </w:tcPr>
-          <w:p>
-            <w:pPr>
-              <w:jc w:val="center"/>
-              <w:spacing w:line="360" w:lineRule="auto" w:before="0" w:after="0"/>
-            </w:pPr>
-            <w:r>
-              <w:rPr>
-                <w:rFonts w:ascii="Times New Roman" w:hAnsi="Times New Roman" w:cs="Times New Roman"/>
-                <w:b/>
-                <w:i w:val="0"/>
-                <w:sz w:val="24"/>
-              </w:rPr>
-              <w:t>n</w:t>
-            </w:r>
-          </w:p>
-        </w:tc>
-      </w:tr>
-      <w:tr>
-        <w:tc>
-          <w:tcPr>
-            <w:tcW w:type="dxa" w:w="4153"/>
-            <w:tcBorders>
-              <w:top w:val="nil"/>
-              <w:bottom w:val="nil"/>
-              <w:start w:val="nil"/>
-              <w:end w:val="nil"/>
-            </w:tcBorders>
-          </w:tcPr>
-          <w:p>
-            <w:pPr>
-              <w:jc w:val="both"/>
-              <w:spacing w:line="360" w:lineRule="auto" w:before="0" w:after="0"/>
-            </w:pPr>
-            <w:r>
-              <w:rPr>
-                <w:rFonts w:ascii="Times New Roman" w:hAnsi="Times New Roman" w:cs="Times New Roman"/>
-                <w:b w:val="0"/>
-                <w:i w:val="0"/>
-                <w:sz w:val="24"/>
-              </w:rPr>
-              <w:t>Registrar Office Personnel (Admins and Staff)</w:t>
-            </w:r>
-          </w:p>
-        </w:tc>
-        <w:tc>
-          <w:tcPr>
-            <w:tcW w:type="dxa" w:w="4153"/>
-            <w:tcBorders>
-              <w:top w:val="nil"/>
-              <w:bottom w:val="nil"/>
-              <w:start w:val="nil"/>
-              <w:end w:val="nil"/>
-            </w:tcBorders>
-          </w:tcPr>
-          <w:p>
-            <w:pPr>
-              <w:jc w:val="both"/>
-              <w:spacing w:line="360" w:lineRule="auto" w:before="0" w:after="0"/>
-            </w:pPr>
-            <w:r>
-              <w:rPr>
-                <w:rFonts w:ascii="Times New Roman" w:hAnsi="Times New Roman" w:cs="Times New Roman"/>
-                <w:b w:val="0"/>
-                <w:i w:val="0"/>
-                <w:sz w:val="24"/>
-              </w:rPr>
-              <w:t>2–3</w:t>
-            </w:r>
-          </w:p>
-        </w:tc>
-      </w:tr>
-      <w:tr>
-        <w:tc>
-          <w:tcPr>
-            <w:tcW w:type="dxa" w:w="4153"/>
-            <w:tcBorders>
-              <w:top w:val="nil"/>
-              <w:bottom w:val="nil"/>
-              <w:start w:val="nil"/>
-              <w:end w:val="nil"/>
-            </w:tcBorders>
-          </w:tcPr>
-          <w:p>
-            <w:pPr>
-              <w:jc w:val="both"/>
-              <w:spacing w:line="360" w:lineRule="auto" w:before="0" w:after="0"/>
-            </w:pPr>
-            <w:r>
-              <w:rPr>
-                <w:rFonts w:ascii="Times New Roman" w:hAnsi="Times New Roman" w:cs="Times New Roman"/>
-                <w:b w:val="0"/>
-                <w:i w:val="0"/>
-                <w:sz w:val="24"/>
-              </w:rPr>
-              <w:t>Guidance Office Counselors and Test Administrators</w:t>
-            </w:r>
-          </w:p>
-        </w:tc>
-        <w:tc>
-          <w:tcPr>
-            <w:tcW w:type="dxa" w:w="4153"/>
-            <w:tcBorders>
-              <w:top w:val="nil"/>
-              <w:bottom w:val="nil"/>
-              <w:start w:val="nil"/>
-              <w:end w:val="nil"/>
-            </w:tcBorders>
-          </w:tcPr>
-          <w:p>
-            <w:pPr>
-              <w:jc w:val="both"/>
-              <w:spacing w:line="360" w:lineRule="auto" w:before="0" w:after="0"/>
-            </w:pPr>
-            <w:r>
-              <w:rPr>
-                <w:rFonts w:ascii="Times New Roman" w:hAnsi="Times New Roman" w:cs="Times New Roman"/>
-                <w:b w:val="0"/>
-                <w:i w:val="0"/>
-                <w:sz w:val="24"/>
-              </w:rPr>
-              <w:t>1–2</w:t>
-            </w:r>
-          </w:p>
-        </w:tc>
-      </w:tr>
-      <w:tr>
-        <w:tc>
-          <w:tcPr>
-            <w:tcW w:type="dxa" w:w="4153"/>
-            <w:tcBorders>
-              <w:top w:val="nil"/>
-              <w:bottom w:val="nil"/>
-              <w:start w:val="nil"/>
-              <w:end w:val="nil"/>
-            </w:tcBorders>
-          </w:tcPr>
-          <w:p>
-            <w:pPr>
-              <w:jc w:val="both"/>
-              <w:spacing w:line="360" w:lineRule="auto" w:before="0" w:after="0"/>
-            </w:pPr>
-            <w:r>
-              <w:rPr>
-                <w:rFonts w:ascii="Times New Roman" w:hAnsi="Times New Roman" w:cs="Times New Roman"/>
-                <w:b w:val="0"/>
-                <w:i w:val="0"/>
-                <w:sz w:val="24"/>
-              </w:rPr>
-              <w:t>Assigned Examination Proctors (Campus Director)</w:t>
-            </w:r>
-          </w:p>
-        </w:tc>
-        <w:tc>
-          <w:tcPr>
-            <w:tcW w:type="dxa" w:w="4153"/>
-            <w:tcBorders>
-              <w:top w:val="nil"/>
-              <w:bottom w:val="nil"/>
-              <w:start w:val="nil"/>
-              <w:end w:val="nil"/>
-            </w:tcBorders>
-          </w:tcPr>
-          <w:p>
-            <w:pPr>
-              <w:jc w:val="both"/>
-              <w:spacing w:line="360" w:lineRule="auto" w:before="0" w:after="0"/>
-            </w:pPr>
-            <w:r>
-              <w:rPr>
-                <w:rFonts w:ascii="Times New Roman" w:hAnsi="Times New Roman" w:cs="Times New Roman"/>
-                <w:b w:val="0"/>
-                <w:i w:val="0"/>
-                <w:sz w:val="24"/>
-              </w:rPr>
-              <w:t>1</w:t>
-            </w:r>
-          </w:p>
-        </w:tc>
-      </w:tr>
-      <w:tr>
-        <w:tc>
-          <w:tcPr>
-            <w:tcW w:type="dxa" w:w="4153"/>
-            <w:tcBorders>
-              <w:top w:val="nil"/>
-              <w:bottom w:val="nil"/>
-              <w:start w:val="nil"/>
-              <w:end w:val="nil"/>
-            </w:tcBorders>
-          </w:tcPr>
-          <w:p>
-            <w:pPr>
-              <w:jc w:val="both"/>
-              <w:spacing w:line="360" w:lineRule="auto" w:before="0" w:after="0"/>
-            </w:pPr>
-            <w:r>
-              <w:rPr>
-                <w:rFonts w:ascii="Times New Roman" w:hAnsi="Times New Roman" w:cs="Times New Roman"/>
-                <w:b w:val="0"/>
-                <w:i w:val="0"/>
-                <w:sz w:val="24"/>
-              </w:rPr>
-              <w:t>College Applicants (Intercept Surveys)</w:t>
-            </w:r>
-          </w:p>
-        </w:tc>
-        <w:tc>
-          <w:tcPr>
-            <w:tcW w:type="dxa" w:w="4153"/>
-            <w:tcBorders>
-              <w:top w:val="nil"/>
-              <w:bottom w:val="nil"/>
-              <w:start w:val="nil"/>
-              <w:end w:val="nil"/>
-            </w:tcBorders>
-          </w:tcPr>
-          <w:p>
-            <w:pPr>
-              <w:jc w:val="both"/>
-              <w:spacing w:line="360" w:lineRule="auto" w:before="0" w:after="0"/>
-            </w:pPr>
-            <w:r>
-              <w:rPr>
-                <w:rFonts w:ascii="Times New Roman" w:hAnsi="Times New Roman" w:cs="Times New Roman"/>
-                <w:b w:val="0"/>
-                <w:i w:val="0"/>
-                <w:sz w:val="24"/>
-              </w:rPr>
-              <w:t>4–6</w:t>
-            </w:r>
-          </w:p>
-        </w:tc>
-      </w:tr>
-      <w:tr>
-        <w:tc>
-          <w:tcPr>
-            <w:tcW w:type="dxa" w:w="4153"/>
-            <w:tcBorders>
-              <w:top w:val="nil"/>
-              <w:bottom w:val="single" w:sz="12" w:space="0" w:color="000000"/>
-              <w:start w:val="nil"/>
-              <w:end w:val="nil"/>
-            </w:tcBorders>
-          </w:tcPr>
-          <w:p>
-            <w:pPr>
-              <w:jc w:val="both"/>
-              <w:spacing w:line="360" w:lineRule="auto" w:before="0" w:after="0"/>
-            </w:pPr>
-            <w:r>
-              <w:rPr>
-                <w:rFonts w:ascii="Times New Roman" w:hAnsi="Times New Roman" w:cs="Times New Roman"/>
-                <w:b/>
-                <w:i w:val="0"/>
-                <w:sz w:val="24"/>
-              </w:rPr>
-              <w:t>TOTAL</w:t>
-            </w:r>
-          </w:p>
-        </w:tc>
-        <w:tc>
-          <w:tcPr>
-            <w:tcW w:type="dxa" w:w="4153"/>
-            <w:tcBorders>
-              <w:top w:val="nil"/>
-              <w:bottom w:val="single" w:sz="12" w:space="0" w:color="000000"/>
-              <w:start w:val="nil"/>
-              <w:end w:val="nil"/>
-            </w:tcBorders>
-          </w:tcPr>
-          <w:p>
-            <w:pPr>
-              <w:jc w:val="both"/>
-              <w:spacing w:line="360" w:lineRule="auto" w:before="0" w:after="0"/>
-            </w:pPr>
-            <w:r>
-              <w:rPr>
-                <w:rFonts w:ascii="Times New Roman" w:hAnsi="Times New Roman" w:cs="Times New Roman"/>
-                <w:b/>
-                <w:i w:val="0"/>
-                <w:sz w:val="24"/>
-              </w:rPr>
-              <w:t>8–12</w:t>
-            </w:r>
-          </w:p>
-        </w:tc>
-      </w:tr>
-    </w:tbl>
-    <w:p>
-      <w:pPr>
-        <w:jc w:val="center"/>
-        <w:spacing w:line="480" w:lineRule="auto" w:before="240" w:after="0"/>
-      </w:pPr>
-      <w:r>
-        <w:rPr>
-          <w:rFonts w:ascii="Times New Roman" w:hAnsi="Times New Roman" w:cs="Times New Roman"/>
-          <w:b/>
-          <w:i w:val="0"/>
-          <w:sz w:val="24"/>
-        </w:rPr>
-        <w:t>Table 2. Distribution of Respondents</w:t>
-      </w:r>
-    </w:p>
-    <w:p>
-      <w:pPr>
-        <w:spacing w:line="480" w:lineRule="auto" w:before="0" w:after="0"/>
-      </w:pPr>
-      <w:r>
-        <w:rPr>
-          <w:rFonts w:ascii="Times New Roman" w:hAnsi="Times New Roman" w:cs="Times New Roman"/>
-          <w:b/>
-          <w:i w:val="0"/>
-          <w:sz w:val="24"/>
-        </w:rPr>
-        <w:t>Research Instruments</w:t>
-      </w:r>
-    </w:p>
-    <w:p>
-      <w:pPr>
-        <w:jc w:val="both"/>
-        <w:spacing w:line="480" w:lineRule="auto" w:before="0" w:after="0"/>
-        <w:ind w:firstLine="285750"/>
-      </w:pPr>
-      <w:r>
-        <w:rPr>
-          <w:rFonts w:ascii="Times New Roman" w:hAnsi="Times New Roman" w:cs="Times New Roman"/>
-          <w:b w:val="0"/>
-          <w:i w:val="0"/>
-          <w:sz w:val="24"/>
-        </w:rPr>
-        <w:t>This study uses two peer-validated research instruments to evaluate the developed system: the System Usability Scale (SUS) and the NASA Task Load Index (NASA-TLX). Usability and cognitive workload both affect user adoption of institutional systems, and a dual-instrument approach captures both ease of use and administrative burden (Loiacono &amp; McCoy, 2024). In this study, the research instruments are administered to Registrar staff and Guidance staff, who are the confirmed system users of SecureCAT and whose workflows are directly affected by the transition from manual admissions testing to automated digital processing . The System Usability Scale is administered to both Registrar staff and Guidance staff to measure their perception of the system's interface and usability . The NASA Task Load Index is also administered to Registrar staff and Guidance staff to evaluate the cognitive workload and operational pressure they experience when using the system for admissions testing workflows .</w:t>
-      </w:r>
-    </w:p>
-    <w:p>
-      <w:pPr>
-        <w:jc w:val="both"/>
-        <w:spacing w:line="480" w:lineRule="auto" w:before="0" w:after="0"/>
-        <w:ind w:firstLine="285750"/>
-      </w:pPr>
-      <w:r>
-        <w:rPr>
-          <w:rFonts w:ascii="Times New Roman" w:hAnsi="Times New Roman" w:cs="Times New Roman"/>
-          <w:b w:val="0"/>
-          <w:i w:val="0"/>
-          <w:sz w:val="24"/>
-        </w:rPr>
-        <w:t>The System Usability Scale is a reliable, industry-standard instrument for evaluating the usability of web applications and information systems. Formulated by Brooke (1996) and validated in academic settings (Vlachogianni &amp; Tselios, 2022), the SUS consists of a ten-item questionnaire on a five-point Likert scale from strongly disagree to strongly agree. Odd-numbered items measure positive usability aspects such as ease of use and integration; even-numbered items measure negative aspects such as complexity and the need for technical support. The instrument assesses whether users would like to use the system frequently, find it unnecessarily complex, find it easy to use, need technical support, find functions well integrated, experience inconsistency, find it quick to learn, find it cumbersome, feel confident using it, or need to learn many things before starting. To calculate the final SUS score, the score contributions from each item are summed and multiplied by 2.5, yielding a composite score from 0 to 100, where a score above 68.0 indicates above-average usability (Safi &amp; Elsayed, 2023; Vlachogianni &amp; Tselios, 2022).</w:t>
-      </w:r>
-    </w:p>
-    <w:p>
-      <w:pPr>
-        <w:jc w:val="both"/>
-        <w:spacing w:line="480" w:lineRule="auto" w:before="0" w:after="0"/>
-        <w:ind w:firstLine="285750"/>
-      </w:pPr>
-      <w:r>
-        <w:rPr>
-          <w:rFonts w:ascii="Times New Roman" w:hAnsi="Times New Roman" w:cs="Times New Roman"/>
-          <w:b w:val="0"/>
-          <w:i w:val="0"/>
-          <w:sz w:val="24"/>
-        </w:rPr>
-        <w:t>The NASA Task Load Index is a multi-dimensional rating scale that measures perceived cognitive workload and operational pressure during task execution. Originally designed for human-factors engineering (Hart &amp; Staveland, 1988), the instrument assesses administrative systems and digital workflows in higher education to verify whether software interventions reduce staff fatigue and processing friction (Al-Qudah &amp; Al-Sarrayriah, 2023). The NASA-TLX evaluates workload across six dimensions: mental demand, physical demand, temporal demand, performance, effort, and frustration level. Mental demand measures the cognitive, analytical, and perceptual thinking required. Physical demand assesses physical activity or manual strain such as document sorting and paper handling. Temporal demand measures time pressure during peak administrative cycles. Performance evaluates the user's perceived success in accomplishing goals. Effort measures the mental and physical exertion required to maintain performance. Frustration level assesses the stress, irritation, and insecurity experienced by staff. Each dimension is rated on a 0 to 100 scale, letting researchers construct a workload profile comparing the digital system against historical manual baselines (Al-Qudah &amp; Al-Sarrayriah, 2023; Loiacono &amp; McCoy, 2024).</w:t>
-      </w:r>
-    </w:p>
-    <w:p>
-      <w:pPr>
-        <w:spacing w:line="480" w:lineRule="auto" w:before="0" w:after="0"/>
-      </w:pPr>
-      <w:r>
-        <w:rPr>
-          <w:rFonts w:ascii="Times New Roman" w:hAnsi="Times New Roman" w:cs="Times New Roman"/>
-          <w:b/>
-          <w:i w:val="0"/>
-          <w:sz w:val="24"/>
-        </w:rPr>
-        <w:t>Data Analysis</w:t>
-      </w:r>
-    </w:p>
-    <w:p>
-      <w:pPr>
-        <w:jc w:val="both"/>
-        <w:spacing w:line="480" w:lineRule="auto" w:before="0" w:after="0"/>
-        <w:ind w:firstLine="285750"/>
-      </w:pPr>
-      <w:r>
-        <w:rPr>
-          <w:rFonts w:ascii="Times New Roman" w:hAnsi="Times New Roman" w:cs="Times New Roman"/>
-          <w:b w:val="0"/>
-          <w:i w:val="0"/>
-          <w:sz w:val="24"/>
-        </w:rPr>
-        <w:t>12| The data analysis procedures for this study follow the three specific research objectives, each paired with an analytical approach suited to the type of data it generates. For the first specific objective, which seeks to identify existing admission testing processes, operational gaps, and coordination requirements at ISPSC Tagudin, qualitative thematic analysis will be applied to the interview transcripts gathered from the Registrar staff, Guidance staff, and Campus Director, as well as to the notes from applicant intercept surveys. The interview data will be transcribed, coded, and organized into themes corresponding to the study's research questions, including process bottlenecks, inter-office coordination failures, data integrity vulnerabilities, and infrastructure constraints. Observational notes collected during the campus visit will supplement the thematic analysis by providing contextual detail about physical workflows that interviews alone may not capture. For the second specific objective, which seeks to develop the SecureCAT system, design validation will be conducted through iterative user feedback collected during the development cycle. As each system module reaches a functional state, the research team will demonstrate the module to designated staff members at the Registrar and Guidance Offices and solicit structured feedback on usability, feature completeness, and alignment with their actual operational requirements. This iterative feedback loop ensures that the system design remains grounded in the confirmed needs of its end users rather than assumptions, and any design revisions prompted by user feedback will be documented as part of the developmental record. For the third specific objective, which seeks to evaluate the usability and perceived task workload of the developed system, descriptive statistics will be computed from the two research instruments: the System Usability Scale and the NASA Task Load Index. The SUS yields a single compos... [truncated] 13| 14|</w:t>
-      </w:r>
-      <w:r>
-        <w:rPr>
-          <w:rFonts w:ascii="Times New Roman" w:hAnsi="Times New Roman" w:cs="Times New Roman"/>
-          <w:b/>
-          <w:i w:val="0"/>
-          <w:sz w:val="24"/>
-        </w:rPr>
-        <w:t>Table 4. System Usability Scale Score Interpretation</w:t>
-      </w:r>
-      <w:r>
-        <w:rPr>
-          <w:rFonts w:ascii="Times New Roman" w:hAnsi="Times New Roman" w:cs="Times New Roman"/>
-          <w:b w:val="0"/>
-          <w:i w:val="0"/>
-          <w:sz w:val="24"/>
-        </w:rPr>
-        <w:t xml:space="preserve"> 15| 16|| SUS Score Range | Grade | Adjective Rating | Acceptability | 17||---|---|---|---| 18|| 80.3 – 100 | A | Excellent | Very Highly Acceptable | 19|| 68.0 – 80.2 | B | Good | Highly Acceptable | 20|| 52.0 – 67.9 | C | Okay | Acceptable | 21|| 38.0 – 51.9 | D | Poor | Marginally Acceptable | 22|| 0 – 37.9 | F | Awful | Not Acceptable | 23| 24|</w:t>
-      </w:r>
-      <w:r>
-        <w:rPr>
-          <w:rFonts w:ascii="Times New Roman" w:hAnsi="Times New Roman" w:cs="Times New Roman"/>
-          <w:b/>
-          <w:i w:val="0"/>
-          <w:sz w:val="24"/>
-        </w:rPr>
-        <w:t>Table 5. NASA Task Load Index Subscale Descriptions</w:t>
-      </w:r>
-      <w:r>
-        <w:rPr>
-          <w:rFonts w:ascii="Times New Roman" w:hAnsi="Times New Roman" w:cs="Times New Roman"/>
-          <w:b w:val="0"/>
-          <w:i w:val="0"/>
-          <w:sz w:val="24"/>
-        </w:rPr>
-        <w:t xml:space="preserve"> 25| 26|| Subscale | Description | Scale | 27||---|---|---| 28|| Mental Demand | How much mental and perceptual activity was required | 0 (Very Low) – 100 (Very High) | 29|| Physical Demand | How much physical activity was required | 0 (Very Low) – 100 (Very High) | 30|| Temporal Demand | How much time pressure the participant felt | 0 (Very Low) – 100 (Very High) | 31|| Performance | How successful the participant felt in accomplishing the task | 0 (Perfect) – 100 (Failure) | 32|| Effort | How hard the participant had to work to accomplish their level of performance | 0 (Very Low) – 100 (Very High) | 33|| Frustration | How insecure, discouraged, irritated, stressed, or annoyed the participant felt | 0 (Very Low) – 100 (Very High) | 34| 35|--- 36| 37|## Notes 38| 39|</w:t>
-      </w:r>
-      <w:r>
-        <w:rPr>
-          <w:rFonts w:ascii="Times New Roman" w:hAnsi="Times New Roman" w:cs="Times New Roman"/>
-          <w:b/>
-          <w:i w:val="0"/>
-          <w:sz w:val="24"/>
-        </w:rPr>
-        <w:t>Interview-grounded evidence:</w:t>
-      </w:r>
-      <w:r>
-        <w:rPr>
-          <w:rFonts w:ascii="Times New Roman" w:hAnsi="Times New Roman" w:cs="Times New Roman"/>
-          <w:b w:val="0"/>
-          <w:i w:val="0"/>
-          <w:sz w:val="24"/>
-        </w:rPr>
-        <w:t xml:space="preserve"> 40|- Respondent groups confirmed: Registrar staff, Guidance staff, Campus Director, Applicant intercepts [SIM-REG-01],, [SIM-DIR-01], [SIM-APP-01] 41|- Total respondent count: ~8-12 per C2-05 respondent table 42|- Dual instrument strategy (SUS + NASA-TLX) per STRATEGY_NOTES 43| 44|</w:t>
-      </w:r>
-      <w:r>
-        <w:rPr>
-          <w:rFonts w:ascii="Times New Roman" w:hAnsi="Times New Roman" w:cs="Times New Roman"/>
-          <w:b/>
-          <w:i w:val="0"/>
-          <w:sz w:val="24"/>
-        </w:rPr>
-        <w:t>Compliance check:</w:t>
-      </w:r>
-      <w:r>
-        <w:rPr>
-          <w:rFonts w:ascii="Times New Roman" w:hAnsi="Times New Roman" w:cs="Times New Roman"/>
-          <w:b w:val="0"/>
-          <w:i w:val="0"/>
-          <w:sz w:val="24"/>
-        </w:rPr>
-        <w:t xml:space="preserve"> 45|- Written entirely in paragraph form ✅ 46|- Each analysis method linked to specific research objective ✅ 50|- Statistical significance testing explicitly NOT employed ✅ 51|- SUS score interpretation table included ✅ 52|- NASA-TLX subscale descriptions included ✅ 53|- Table captions aligned left, above table ✅ 54|- Table numbering: Table 4 (SUS), Table 5 (NASA-TLX) — follows Table 2 (Respondents, C2-05) and Table 1 (Project Assignments, C2-04) 55| 56|</w:t>
-      </w:r>
-      <w:r>
-        <w:rPr>
-          <w:rFonts w:ascii="Times New Roman" w:hAnsi="Times New Roman" w:cs="Times New Roman"/>
-          <w:b/>
-          <w:i w:val="0"/>
-          <w:sz w:val="24"/>
-        </w:rPr>
-        <w:t>Cross-references:</w:t>
-      </w:r>
-      <w:r>
-        <w:rPr>
-          <w:rFonts w:ascii="Times New Roman" w:hAnsi="Times New Roman" w:cs="Times New Roman"/>
-          <w:b w:val="0"/>
-          <w:i w:val="0"/>
-          <w:sz w:val="24"/>
-        </w:rPr>
-        <w:t xml:space="preserve"> 57|- C2-05: Respondent groups and sample size 58|- C2-06: Research instruments (SUS, NASA-TLX) 59|- C1-09: Specific objectives (Identify, Develop, Evaluate) 60|- STRATEGY_NOTES: Dual instrument rationale 61|</w:t>
+        <w:t>[Add scanned letter from archive/]</w:t>
       </w:r>
     </w:p>
     <w:sectPr>
